--- a/docs/manual/텔러스테크_ERP_사용설명서_BookA.docx
+++ b/docs/manual/텔러스테크_ERP_사용설명서_BookA.docx
@@ -7172,6 +7172,117 @@
         <w:pStyle w:val="Heading3"/>
       </w:pPr>
       <w:r>
+        <w:t xml:space="preserve">매출 리스트 — 적정율 컬럼 (NEW)</w:t>
+      </w:r>
+    </w:p>
+    <w:p>
+      <w:pPr>
+        <w:spacing w:after="120"/>
+      </w:pPr>
+      <w:r>
+        <w:rPr>
+          <w:rFonts w:ascii="Malgun Gothic" w:cs="Malgun Gothic" w:eastAsia="Malgun Gothic" w:hAnsi="Malgun Gothic"/>
+          <w:sz w:val="22"/>
+          <w:szCs w:val="22"/>
+        </w:rPr>
+        <w:t xml:space="preserve">/sales 매출 리스트의 마지막 컬럼에 적정율 뱃지가 표시됩니다.</w:t>
+      </w:r>
+    </w:p>
+    <w:p>
+      <w:pPr>
+        <w:pStyle w:val="ListParagraph"/>
+        <w:numPr>
+          <w:ilvl w:val="0"/>
+          <w:numId w:val="3"/>
+        </w:numPr>
+        <w:spacing w:after="60"/>
+      </w:pPr>
+      <w:r>
+        <w:rPr>
+          <w:rFonts w:ascii="Malgun Gothic" w:cs="Malgun Gothic" w:eastAsia="Malgun Gothic" w:hAnsi="Malgun Gothic"/>
+          <w:sz w:val="22"/>
+          <w:szCs w:val="22"/>
+        </w:rPr>
+        <w:t xml:space="preserve">표시 형식: `B/W 🟢 90%  C 🟢 90%` (B/W = 흑백, C = 컬러)</w:t>
+      </w:r>
+    </w:p>
+    <w:p>
+      <w:pPr>
+        <w:pStyle w:val="ListParagraph"/>
+        <w:numPr>
+          <w:ilvl w:val="0"/>
+          <w:numId w:val="3"/>
+        </w:numPr>
+        <w:spacing w:after="60"/>
+      </w:pPr>
+      <w:r>
+        <w:rPr>
+          <w:rFonts w:ascii="Malgun Gothic" w:cs="Malgun Gothic" w:eastAsia="Malgun Gothic" w:hAnsi="Malgun Gothic"/>
+          <w:sz w:val="22"/>
+          <w:szCs w:val="22"/>
+        </w:rPr>
+        <w:t xml:space="preserve">RENTAL 프로젝트 매출에만 표시 — TRADE/MAINTENANCE/CALIBRATION 등은 "—"</w:t>
+      </w:r>
+    </w:p>
+    <w:p>
+      <w:pPr>
+        <w:pStyle w:val="ListParagraph"/>
+        <w:numPr>
+          <w:ilvl w:val="0"/>
+          <w:numId w:val="3"/>
+        </w:numPr>
+        <w:spacing w:after="60"/>
+      </w:pPr>
+      <w:r>
+        <w:rPr>
+          <w:rFonts w:ascii="Malgun Gothic" w:cs="Malgun Gothic" w:eastAsia="Malgun Gothic" w:hAnsi="Malgun Gothic"/>
+          <w:sz w:val="22"/>
+          <w:szCs w:val="22"/>
+        </w:rPr>
+        <w:t xml:space="preserve">같은 거래처의 IT 계약 장비들 중 가장 우려되는 (적정율 최저) 값 기준</w:t>
+      </w:r>
+    </w:p>
+    <w:p>
+      <w:pPr>
+        <w:pStyle w:val="ListParagraph"/>
+        <w:numPr>
+          <w:ilvl w:val="0"/>
+          <w:numId w:val="3"/>
+        </w:numPr>
+        <w:spacing w:after="60"/>
+      </w:pPr>
+      <w:r>
+        <w:rPr>
+          <w:rFonts w:ascii="Malgun Gothic" w:cs="Malgun Gothic" w:eastAsia="Malgun Gothic" w:hAnsi="Malgun Gothic"/>
+          <w:sz w:val="22"/>
+          <w:szCs w:val="22"/>
+        </w:rPr>
+        <w:t xml:space="preserve">클릭 시 `/admin/yield-analysis` 로 이동해 상세 확인</w:t>
+      </w:r>
+    </w:p>
+    <w:p>
+      <w:pPr>
+        <w:pStyle w:val="ListParagraph"/>
+        <w:numPr>
+          <w:ilvl w:val="0"/>
+          <w:numId w:val="3"/>
+        </w:numPr>
+        <w:spacing w:after="60"/>
+      </w:pPr>
+      <w:r>
+        <w:rPr>
+          <w:rFonts w:ascii="Malgun Gothic" w:cs="Malgun Gothic" w:eastAsia="Malgun Gothic" w:hAnsi="Malgun Gothic"/>
+          <w:sz w:val="22"/>
+          <w:szCs w:val="22"/>
+        </w:rPr>
+        <w:t xml:space="preserve">두 개의 뱃지가 보이는 것은 버그가 아니라 흑백·컬러 두 적정율을 동시에 보여주는 것</w:t>
+      </w:r>
+    </w:p>
+    <w:p>
+      <w:pPr>
+        <w:pStyle w:val="Heading3"/>
+      </w:pPr>
+      <w:r>
         <w:t xml:space="preserve">저장 시 한 트랜잭션으로 일어나는 일</w:t>
       </w:r>
     </w:p>
@@ -10480,6 +10591,322 @@
         <w:pStyle w:val="Heading3"/>
       </w:pPr>
       <w:r>
+        <w:t xml:space="preserve">장비 표 — 적정율 카드 (NEW)</w:t>
+      </w:r>
+    </w:p>
+    <w:p>
+      <w:pPr>
+        <w:spacing w:after="120"/>
+      </w:pPr>
+      <w:r>
+        <w:rPr>
+          <w:rFonts w:ascii="Malgun Gothic" w:cs="Malgun Gothic" w:eastAsia="Malgun Gothic" w:hAnsi="Malgun Gothic"/>
+          <w:sz w:val="22"/>
+          <w:szCs w:val="22"/>
+        </w:rPr>
+        <w:t xml:space="preserve">장비 목록 표에 다음 컬럼이 추가됩니다.</w:t>
+      </w:r>
+    </w:p>
+    <w:tbl>
+      <w:tblPr>
+        <w:tblW w:type="dxa" w:w="9026"/>
+        <w:tblBorders>
+          <w:top w:val="single" w:color="auto" w:sz="4"/>
+          <w:left w:val="single" w:color="auto" w:sz="4"/>
+          <w:bottom w:val="single" w:color="auto" w:sz="4"/>
+          <w:right w:val="single" w:color="auto" w:sz="4"/>
+          <w:insideH w:val="single" w:color="auto" w:sz="4"/>
+          <w:insideV w:val="single" w:color="auto" w:sz="4"/>
+        </w:tblBorders>
+      </w:tblPr>
+      <w:tblGrid>
+        <w:gridCol w:w="4513"/>
+        <w:gridCol w:w="4513"/>
+      </w:tblGrid>
+      <w:tr>
+        <w:trPr>
+          <w:tblHeader/>
+        </w:trPr>
+        <w:tc>
+          <w:tcPr>
+            <w:tcW w:type="dxa" w:w="4513"/>
+            <w:tcBorders>
+              <w:top w:val="single" w:color="D5D8DC" w:sz="1"/>
+              <w:left w:val="single" w:color="D5D8DC" w:sz="1"/>
+              <w:bottom w:val="single" w:color="D5D8DC" w:sz="1"/>
+              <w:right w:val="single" w:color="D5D8DC" w:sz="1"/>
+            </w:tcBorders>
+            <w:shd w:fill="1B4F72" w:val="clear"/>
+            <w:tcMar>
+              <w:top w:type="dxa" w:w="60"/>
+              <w:left w:type="dxa" w:w="100"/>
+              <w:bottom w:type="dxa" w:w="60"/>
+              <w:right w:type="dxa" w:w="100"/>
+            </w:tcMar>
+            <w:vAlign w:val="center"/>
+          </w:tcPr>
+          <w:p>
+            <w:pPr>
+              <w:jc w:val="center"/>
+            </w:pPr>
+            <w:r>
+              <w:rPr>
+                <w:rFonts w:ascii="Malgun Gothic" w:cs="Malgun Gothic" w:eastAsia="Malgun Gothic" w:hAnsi="Malgun Gothic"/>
+                <w:b/>
+                <w:bCs/>
+                <w:color w:val="FFFFFF"/>
+                <w:sz w:val="20"/>
+                <w:szCs w:val="20"/>
+              </w:rPr>
+              <w:t xml:space="preserve">컬럼</w:t>
+            </w:r>
+          </w:p>
+        </w:tc>
+        <w:tc>
+          <w:tcPr>
+            <w:tcW w:type="dxa" w:w="4513"/>
+            <w:tcBorders>
+              <w:top w:val="single" w:color="D5D8DC" w:sz="1"/>
+              <w:left w:val="single" w:color="D5D8DC" w:sz="1"/>
+              <w:bottom w:val="single" w:color="D5D8DC" w:sz="1"/>
+              <w:right w:val="single" w:color="D5D8DC" w:sz="1"/>
+            </w:tcBorders>
+            <w:shd w:fill="1B4F72" w:val="clear"/>
+            <w:tcMar>
+              <w:top w:type="dxa" w:w="60"/>
+              <w:left w:type="dxa" w:w="100"/>
+              <w:bottom w:type="dxa" w:w="60"/>
+              <w:right w:type="dxa" w:w="100"/>
+            </w:tcMar>
+            <w:vAlign w:val="center"/>
+          </w:tcPr>
+          <w:p>
+            <w:pPr>
+              <w:jc w:val="center"/>
+            </w:pPr>
+            <w:r>
+              <w:rPr>
+                <w:rFonts w:ascii="Malgun Gothic" w:cs="Malgun Gothic" w:eastAsia="Malgun Gothic" w:hAnsi="Malgun Gothic"/>
+                <w:b/>
+                <w:bCs/>
+                <w:color w:val="FFFFFF"/>
+                <w:sz w:val="20"/>
+                <w:szCs w:val="20"/>
+              </w:rPr>
+              <w:t xml:space="preserve">설명</w:t>
+            </w:r>
+          </w:p>
+        </w:tc>
+      </w:tr>
+      <w:tr>
+        <w:tc>
+          <w:tcPr>
+            <w:tcW w:type="dxa" w:w="4513"/>
+            <w:tcBorders>
+              <w:top w:val="single" w:color="D5D8DC" w:sz="1"/>
+              <w:left w:val="single" w:color="D5D8DC" w:sz="1"/>
+              <w:bottom w:val="single" w:color="D5D8DC" w:sz="1"/>
+              <w:right w:val="single" w:color="D5D8DC" w:sz="1"/>
+            </w:tcBorders>
+            <w:tcMar>
+              <w:top w:type="dxa" w:w="60"/>
+              <w:left w:type="dxa" w:w="100"/>
+              <w:bottom w:type="dxa" w:w="60"/>
+              <w:right w:type="dxa" w:w="100"/>
+            </w:tcMar>
+          </w:tcPr>
+          <w:p>
+            <w:r>
+              <w:rPr>
+                <w:rFonts w:ascii="Malgun Gothic" w:cs="Malgun Gothic" w:eastAsia="Malgun Gothic" w:hAnsi="Malgun Gothic"/>
+                <w:sz w:val="20"/>
+                <w:szCs w:val="20"/>
+              </w:rPr>
+              <w:t xml:space="preserve">실제 상밀도 (%)</w:t>
+            </w:r>
+          </w:p>
+        </w:tc>
+        <w:tc>
+          <w:tcPr>
+            <w:tcW w:type="dxa" w:w="4513"/>
+            <w:tcBorders>
+              <w:top w:val="single" w:color="D5D8DC" w:sz="1"/>
+              <w:left w:val="single" w:color="D5D8DC" w:sz="1"/>
+              <w:bottom w:val="single" w:color="D5D8DC" w:sz="1"/>
+              <w:right w:val="single" w:color="D5D8DC" w:sz="1"/>
+            </w:tcBorders>
+            <w:tcMar>
+              <w:top w:type="dxa" w:w="60"/>
+              <w:left w:type="dxa" w:w="100"/>
+              <w:bottom w:type="dxa" w:w="60"/>
+              <w:right w:type="dxa" w:w="100"/>
+            </w:tcMar>
+          </w:tcPr>
+          <w:p>
+            <w:r>
+              <w:rPr>
+                <w:rFonts w:ascii="Malgun Gothic" w:cs="Malgun Gothic" w:eastAsia="Malgun Gothic" w:hAnsi="Malgun Gothic"/>
+                <w:sz w:val="20"/>
+                <w:szCs w:val="20"/>
+              </w:rPr>
+              <w:t xml:space="preserve">인라인 입력 (1~100). 기본 5. 사진/그래픽 다출력 고객은 10~15% 등으로 조정. 변경 시 즉시 저장 (PATCH)</w:t>
+            </w:r>
+          </w:p>
+        </w:tc>
+      </w:tr>
+      <w:tr>
+        <w:tc>
+          <w:tcPr>
+            <w:tcW w:type="dxa" w:w="4513"/>
+            <w:tcBorders>
+              <w:top w:val="single" w:color="D5D8DC" w:sz="1"/>
+              <w:left w:val="single" w:color="D5D8DC" w:sz="1"/>
+              <w:bottom w:val="single" w:color="D5D8DC" w:sz="1"/>
+              <w:right w:val="single" w:color="D5D8DC" w:sz="1"/>
+            </w:tcBorders>
+            <w:shd w:fill="F8F9FA" w:val="clear"/>
+            <w:tcMar>
+              <w:top w:type="dxa" w:w="60"/>
+              <w:left w:type="dxa" w:w="100"/>
+              <w:bottom w:type="dxa" w:w="60"/>
+              <w:right w:type="dxa" w:w="100"/>
+            </w:tcMar>
+          </w:tcPr>
+          <w:p>
+            <w:r>
+              <w:rPr>
+                <w:rFonts w:ascii="Malgun Gothic" w:cs="Malgun Gothic" w:eastAsia="Malgun Gothic" w:hAnsi="Malgun Gothic"/>
+                <w:sz w:val="20"/>
+                <w:szCs w:val="20"/>
+              </w:rPr>
+              <w:t xml:space="preserve">적정율</w:t>
+            </w:r>
+          </w:p>
+        </w:tc>
+        <w:tc>
+          <w:tcPr>
+            <w:tcW w:type="dxa" w:w="4513"/>
+            <w:tcBorders>
+              <w:top w:val="single" w:color="D5D8DC" w:sz="1"/>
+              <w:left w:val="single" w:color="D5D8DC" w:sz="1"/>
+              <w:bottom w:val="single" w:color="D5D8DC" w:sz="1"/>
+              <w:right w:val="single" w:color="D5D8DC" w:sz="1"/>
+            </w:tcBorders>
+            <w:shd w:fill="F8F9FA" w:val="clear"/>
+            <w:tcMar>
+              <w:top w:type="dxa" w:w="60"/>
+              <w:left w:type="dxa" w:w="100"/>
+              <w:bottom w:type="dxa" w:w="60"/>
+              <w:right w:type="dxa" w:w="100"/>
+            </w:tcMar>
+          </w:tcPr>
+          <w:p>
+            <w:r>
+              <w:rPr>
+                <w:rFonts w:ascii="Malgun Gothic" w:cs="Malgun Gothic" w:eastAsia="Malgun Gothic" w:hAnsi="Malgun Gothic"/>
+                <w:sz w:val="20"/>
+                <w:szCs w:val="20"/>
+              </w:rPr>
+              <w:t xml:space="preserve">마지막 계산 결과 — `B/W 🟢 90% · C 🟢 90%` 형식. 미계산 시 "재계산" 안내</w:t>
+            </w:r>
+          </w:p>
+        </w:tc>
+      </w:tr>
+      <w:tr>
+        <w:tc>
+          <w:tcPr>
+            <w:tcW w:type="dxa" w:w="4513"/>
+            <w:tcBorders>
+              <w:top w:val="single" w:color="D5D8DC" w:sz="1"/>
+              <w:left w:val="single" w:color="D5D8DC" w:sz="1"/>
+              <w:bottom w:val="single" w:color="D5D8DC" w:sz="1"/>
+              <w:right w:val="single" w:color="D5D8DC" w:sz="1"/>
+            </w:tcBorders>
+            <w:tcMar>
+              <w:top w:type="dxa" w:w="60"/>
+              <w:left w:type="dxa" w:w="100"/>
+              <w:bottom w:type="dxa" w:w="60"/>
+              <w:right w:type="dxa" w:w="100"/>
+            </w:tcMar>
+          </w:tcPr>
+          <w:p>
+            <w:r>
+              <w:rPr>
+                <w:rFonts w:ascii="Malgun Gothic" w:cs="Malgun Gothic" w:eastAsia="Malgun Gothic" w:hAnsi="Malgun Gothic"/>
+                <w:sz w:val="20"/>
+                <w:szCs w:val="20"/>
+              </w:rPr>
+              <w:t xml:space="preserve">액션</w:t>
+            </w:r>
+          </w:p>
+        </w:tc>
+        <w:tc>
+          <w:tcPr>
+            <w:tcW w:type="dxa" w:w="4513"/>
+            <w:tcBorders>
+              <w:top w:val="single" w:color="D5D8DC" w:sz="1"/>
+              <w:left w:val="single" w:color="D5D8DC" w:sz="1"/>
+              <w:bottom w:val="single" w:color="D5D8DC" w:sz="1"/>
+              <w:right w:val="single" w:color="D5D8DC" w:sz="1"/>
+            </w:tcBorders>
+            <w:tcMar>
+              <w:top w:type="dxa" w:w="60"/>
+              <w:left w:type="dxa" w:w="100"/>
+              <w:bottom w:type="dxa" w:w="60"/>
+              <w:right w:type="dxa" w:w="100"/>
+            </w:tcMar>
+          </w:tcPr>
+          <w:p>
+            <w:r>
+              <w:rPr>
+                <w:rFonts w:ascii="Malgun Gothic" w:cs="Malgun Gothic" w:eastAsia="Malgun Gothic" w:hAnsi="Malgun Gothic"/>
+                <w:sz w:val="20"/>
+                <w:szCs w:val="20"/>
+              </w:rPr>
+              <w:t xml:space="preserve">📊 (단일 장비 6개월 재계산) / 수정 / 삭제</w:t>
+            </w:r>
+          </w:p>
+        </w:tc>
+      </w:tr>
+    </w:tbl>
+    <w:p>
+      <w:pPr>
+        <w:spacing w:after="120"/>
+      </w:pPr>
+      <w:r>
+        <w:rPr>
+          <w:rFonts w:ascii="Malgun Gothic" w:cs="Malgun Gothic" w:eastAsia="Malgun Gothic" w:hAnsi="Malgun Gothic"/>
+          <w:sz w:val="22"/>
+          <w:szCs w:val="22"/>
+        </w:rPr>
+        <w:t xml:space="preserve">📊 버튼은 즉시 /api/yield-analysis/calculate 를 호출해 단일 장비를 6개월 기간으로 재계산하고 결과를 셀에 반영합니다. 자동 cron 이 매월 1일 02:00 KST 일괄 계산하므로, 정상 운영 시 수동 재계산은 거의 불필요합니다.</w:t>
+      </w:r>
+    </w:p>
+    <w:p>
+      <w:pPr>
+        <w:pBdr>
+          <w:left w:val="single" w:color="E67E22" w:sz="8" w:space="8"/>
+        </w:pBdr>
+        <w:spacing w:after="120" w:before="80"/>
+        <w:ind w:left="360"/>
+      </w:pPr>
+      <w:r>
+        <w:rPr>
+          <w:rFonts w:ascii="Malgun Gothic" w:cs="Malgun Gothic" w:eastAsia="Malgun Gothic" w:hAnsi="Malgun Gothic"/>
+          <w:i/>
+          <w:iCs/>
+          <w:color w:val="7F8C8D"/>
+          <w:sz w:val="20"/>
+          <w:szCs w:val="20"/>
+        </w:rPr>
+        <w:t xml:space="preserve">적정율 시스템 전체 설명은 B 매뉴얼 13부.</w:t>
+      </w:r>
+    </w:p>
+    <w:p>
+      <w:pPr>
+        <w:pStyle w:val="Heading3"/>
+      </w:pPr>
+      <w:r>
         <w:t xml:space="preserve">상태 흐름</w:t>
       </w:r>
     </w:p>
@@ -18984,7 +19411,312 @@
           <w:sz w:val="22"/>
           <w:szCs w:val="22"/>
         </w:rPr>
-        <w:t xml:space="preserve">인쇄 / Print 버튼 → 브라우저 인쇄 다이얼로그. 화면 밖 장식이 모두 숨겨지고 라벨 시트만 출력됩니다.</w:t>
+        <w:t xml:space="preserve">인쇄 / Print 버튼 → 브라우저 인쇄 다이얼로그. 사이드바·UI 가 모두 숨겨지고 라벨 시트만 출력됩니다.</w:t>
+      </w:r>
+    </w:p>
+    <w:p>
+      <w:pPr>
+        <w:pStyle w:val="Heading3"/>
+      </w:pPr>
+      <w:r>
+        <w:t xml:space="preserve">인쇄 헤더 — 매입 연계 시 자동 출력 (NEW)</w:t>
+      </w:r>
+    </w:p>
+    <w:p>
+      <w:pPr>
+        <w:spacing w:after="120"/>
+      </w:pPr>
+      <w:r>
+        <w:rPr>
+          <w:rFonts w:ascii="Malgun Gothic" w:cs="Malgun Gothic" w:eastAsia="Malgun Gothic" w:hAnsi="Malgun Gothic"/>
+          <w:sz w:val="22"/>
+          <w:szCs w:val="22"/>
+        </w:rPr>
+        <w:t xml:space="preserve">매입 상세 → "라벨 인쇄" 진입 시 (URL ?purchaseId= 자동 부착) 시트 상단에 다음 정보가 자동 헤더로 출력됩니다.</w:t>
+      </w:r>
+    </w:p>
+    <w:p>
+      <w:pPr>
+        <w:pStyle w:val="ListParagraph"/>
+        <w:numPr>
+          <w:ilvl w:val="0"/>
+          <w:numId w:val="3"/>
+        </w:numPr>
+        <w:spacing w:after="60"/>
+      </w:pPr>
+      <w:r>
+        <w:rPr>
+          <w:rFonts w:ascii="Malgun Gothic" w:cs="Malgun Gothic" w:eastAsia="Malgun Gothic" w:hAnsi="Malgun Gothic"/>
+          <w:sz w:val="22"/>
+          <w:szCs w:val="22"/>
+        </w:rPr>
+        <w:t xml:space="preserve">매입처 (Supplier 회사명)</w:t>
+      </w:r>
+    </w:p>
+    <w:p>
+      <w:pPr>
+        <w:pStyle w:val="ListParagraph"/>
+        <w:numPr>
+          <w:ilvl w:val="0"/>
+          <w:numId w:val="3"/>
+        </w:numPr>
+        <w:spacing w:after="60"/>
+      </w:pPr>
+      <w:r>
+        <w:rPr>
+          <w:rFonts w:ascii="Malgun Gothic" w:cs="Malgun Gothic" w:eastAsia="Malgun Gothic" w:hAnsi="Malgun Gothic"/>
+          <w:sz w:val="22"/>
+          <w:szCs w:val="22"/>
+        </w:rPr>
+        <w:t xml:space="preserve">매입번호 (PUR-YYMMDD-### 자동 부착 코드)</w:t>
+      </w:r>
+    </w:p>
+    <w:p>
+      <w:pPr>
+        <w:pStyle w:val="ListParagraph"/>
+        <w:numPr>
+          <w:ilvl w:val="0"/>
+          <w:numId w:val="3"/>
+        </w:numPr>
+        <w:spacing w:after="60"/>
+      </w:pPr>
+      <w:r>
+        <w:rPr>
+          <w:rFonts w:ascii="Malgun Gothic" w:cs="Malgun Gothic" w:eastAsia="Malgun Gothic" w:hAnsi="Malgun Gothic"/>
+          <w:sz w:val="22"/>
+          <w:szCs w:val="22"/>
+        </w:rPr>
+        <w:t xml:space="preserve">매입일자 (해당 매입 등록일)</w:t>
+      </w:r>
+    </w:p>
+    <w:p>
+      <w:pPr>
+        <w:pStyle w:val="ListParagraph"/>
+        <w:numPr>
+          <w:ilvl w:val="0"/>
+          <w:numId w:val="3"/>
+        </w:numPr>
+        <w:spacing w:after="60"/>
+      </w:pPr>
+      <w:r>
+        <w:rPr>
+          <w:rFonts w:ascii="Malgun Gothic" w:cs="Malgun Gothic" w:eastAsia="Malgun Gothic" w:hAnsi="Malgun Gothic"/>
+          <w:sz w:val="22"/>
+          <w:szCs w:val="22"/>
+        </w:rPr>
+        <w:t xml:space="preserve">출력일자 (현재 일자)</w:t>
+      </w:r>
+    </w:p>
+    <w:p>
+      <w:pPr>
+        <w:pStyle w:val="ListParagraph"/>
+        <w:numPr>
+          <w:ilvl w:val="0"/>
+          <w:numId w:val="3"/>
+        </w:numPr>
+        <w:spacing w:after="60"/>
+      </w:pPr>
+      <w:r>
+        <w:rPr>
+          <w:rFonts w:ascii="Malgun Gothic" w:cs="Malgun Gothic" w:eastAsia="Malgun Gothic" w:hAnsi="Malgun Gothic"/>
+          <w:sz w:val="22"/>
+          <w:szCs w:val="22"/>
+        </w:rPr>
+        <w:t xml:space="preserve">총 라벨 수 / 라벨 사이즈</w:t>
+      </w:r>
+    </w:p>
+    <w:p>
+      <w:pPr>
+        <w:spacing w:after="120"/>
+      </w:pPr>
+      <w:r>
+        <w:rPr>
+          <w:rFonts w:ascii="Malgun Gothic" w:cs="Malgun Gothic" w:eastAsia="Malgun Gothic" w:hAnsi="Malgun Gothic"/>
+          <w:sz w:val="22"/>
+          <w:szCs w:val="22"/>
+        </w:rPr>
+        <w:t xml:space="preserve">직접 /inventory/labels 진입 (매입 연계 없이) 시에는 헤더의 "—" 로 표시됩니다.</w:t>
+      </w:r>
+    </w:p>
+    <w:p>
+      <w:pPr>
+        <w:pStyle w:val="Heading3"/>
+      </w:pPr>
+      <w:r>
+        <w:t xml:space="preserve">QR 디코드 정책 (NEW)</w:t>
+      </w:r>
+    </w:p>
+    <w:p>
+      <w:pPr>
+        <w:spacing w:after="120"/>
+      </w:pPr>
+      <w:r>
+        <w:rPr>
+          <w:rFonts w:ascii="Malgun Gothic" w:cs="Malgun Gothic" w:eastAsia="Malgun Gothic" w:hAnsi="Malgun Gothic"/>
+          <w:sz w:val="22"/>
+          <w:szCs w:val="22"/>
+        </w:rPr>
+        <w:t xml:space="preserve">스캔 화면 (/inventory/scan) 의 자동 매핑 흐름:</w:t>
+      </w:r>
+    </w:p>
+    <w:p>
+      <w:pPr>
+        <w:pStyle w:val="ListParagraph"/>
+        <w:numPr>
+          <w:ilvl w:val="0"/>
+          <w:numId w:val="2"/>
+        </w:numPr>
+        <w:spacing w:after="60"/>
+      </w:pPr>
+      <w:r>
+        <w:rPr>
+          <w:rFonts w:ascii="Malgun Gothic" w:cs="Malgun Gothic" w:eastAsia="Malgun Gothic" w:hAnsi="Malgun Gothic"/>
+          <w:sz w:val="22"/>
+          <w:szCs w:val="22"/>
+        </w:rPr>
+        <w:t xml:space="preserve">JSON 형식 (구버전 라벨): `itemCode` 키 발견 시 자동 매핑.</w:t>
+      </w:r>
+    </w:p>
+    <w:p>
+      <w:pPr>
+        <w:pStyle w:val="ListParagraph"/>
+        <w:numPr>
+          <w:ilvl w:val="0"/>
+          <w:numId w:val="2"/>
+        </w:numPr>
+        <w:spacing w:after="60"/>
+      </w:pPr>
+      <w:r>
+        <w:rPr>
+          <w:rFonts w:ascii="Malgun Gothic" w:cs="Malgun Gothic" w:eastAsia="Malgun Gothic" w:hAnsi="Malgun Gothic"/>
+          <w:sz w:val="22"/>
+          <w:szCs w:val="22"/>
+        </w:rPr>
+        <w:t xml:space="preserve">itemCode 패턴 (`ITM-YYMMDD-###`): 서버 fallback (`/api/master/items?q=`) 으로 itemId 자동 채움. 클라이언트 prop 의 top 500 범위 밖이어도 매핑.</w:t>
+      </w:r>
+    </w:p>
+    <w:p>
+      <w:pPr>
+        <w:pStyle w:val="ListParagraph"/>
+        <w:numPr>
+          <w:ilvl w:val="0"/>
+          <w:numId w:val="2"/>
+        </w:numPr>
+        <w:spacing w:after="60"/>
+      </w:pPr>
+      <w:r>
+        <w:rPr>
+          <w:rFonts w:ascii="Malgun Gothic" w:cs="Malgun Gothic" w:eastAsia="Malgun Gothic" w:hAnsi="Malgun Gothic"/>
+          <w:sz w:val="22"/>
+          <w:szCs w:val="22"/>
+        </w:rPr>
+        <w:t xml:space="preserve">그 외 (S/N): `/api/inventory/sn/search` 로 InventoryItem 조회 → itemId 자동 채움.</w:t>
+      </w:r>
+    </w:p>
+    <w:p>
+      <w:pPr>
+        <w:pStyle w:val="ListParagraph"/>
+        <w:numPr>
+          <w:ilvl w:val="0"/>
+          <w:numId w:val="2"/>
+        </w:numPr>
+        <w:spacing w:after="60"/>
+      </w:pPr>
+      <w:r>
+        <w:rPr>
+          <w:rFonts w:ascii="Malgun Gothic" w:cs="Malgun Gothic" w:eastAsia="Malgun Gothic" w:hAnsi="Malgun Gothic"/>
+          <w:sz w:val="22"/>
+          <w:szCs w:val="22"/>
+        </w:rPr>
+        <w:t xml:space="preserve">모바일 카메라 디코드 결과의 zero-width / BOM / 제어문자는 자동 제거.</w:t>
+      </w:r>
+    </w:p>
+    <w:p>
+      <w:pPr>
+        <w:pStyle w:val="Heading3"/>
+      </w:pPr>
+      <w:r>
+        <w:t xml:space="preserve">스캔 화면 사유 옵션 — 매입/매출/매입반품 차단</w:t>
+      </w:r>
+    </w:p>
+    <w:p>
+      <w:pPr>
+        <w:spacing w:after="120"/>
+      </w:pPr>
+      <w:r>
+        <w:rPr>
+          <w:rFonts w:ascii="Malgun Gothic" w:cs="Malgun Gothic" w:eastAsia="Malgun Gothic" w:hAnsi="Malgun Gothic"/>
+          <w:sz w:val="22"/>
+          <w:szCs w:val="22"/>
+        </w:rPr>
+        <w:t xml:space="preserve">QR 스캔 화면은 다음 사유만 허용:</w:t>
+      </w:r>
+    </w:p>
+    <w:p>
+      <w:pPr>
+        <w:pStyle w:val="ListParagraph"/>
+        <w:numPr>
+          <w:ilvl w:val="0"/>
+          <w:numId w:val="3"/>
+        </w:numPr>
+        <w:spacing w:after="60"/>
+      </w:pPr>
+      <w:r>
+        <w:rPr>
+          <w:rFonts w:ascii="Malgun Gothic" w:cs="Malgun Gothic" w:eastAsia="Malgun Gothic" w:hAnsi="Malgun Gothic"/>
+          <w:sz w:val="22"/>
+          <w:szCs w:val="22"/>
+        </w:rPr>
+        <w:t xml:space="preserve">IN: `OTHER_IN` (기타입고)</w:t>
+      </w:r>
+    </w:p>
+    <w:p>
+      <w:pPr>
+        <w:pStyle w:val="ListParagraph"/>
+        <w:numPr>
+          <w:ilvl w:val="0"/>
+          <w:numId w:val="3"/>
+        </w:numPr>
+        <w:spacing w:after="60"/>
+      </w:pPr>
+      <w:r>
+        <w:rPr>
+          <w:rFonts w:ascii="Malgun Gothic" w:cs="Malgun Gothic" w:eastAsia="Malgun Gothic" w:hAnsi="Malgun Gothic"/>
+          <w:sz w:val="22"/>
+          <w:szCs w:val="22"/>
+        </w:rPr>
+        <w:t xml:space="preserve">OUT: `CONSUMABLE_OUT` (소모품출고)</w:t>
+      </w:r>
+    </w:p>
+    <w:p>
+      <w:pPr>
+        <w:pStyle w:val="ListParagraph"/>
+        <w:numPr>
+          <w:ilvl w:val="0"/>
+          <w:numId w:val="3"/>
+        </w:numPr>
+        <w:spacing w:after="60"/>
+      </w:pPr>
+      <w:r>
+        <w:rPr>
+          <w:rFonts w:ascii="Malgun Gothic" w:cs="Malgun Gothic" w:eastAsia="Malgun Gothic" w:hAnsi="Malgun Gothic"/>
+          <w:sz w:val="22"/>
+          <w:szCs w:val="22"/>
+        </w:rPr>
+        <w:t xml:space="preserve">TRANSFER: `CALIBRATION` / `REPAIR` / `RENTAL` / `DEMO`</w:t>
+      </w:r>
+    </w:p>
+    <w:p>
+      <w:pPr>
+        <w:spacing w:after="120"/>
+      </w:pPr>
+      <w:r>
+        <w:rPr>
+          <w:rFonts w:ascii="Malgun Gothic" w:cs="Malgun Gothic" w:eastAsia="Malgun Gothic" w:hAnsi="Malgun Gothic"/>
+          <w:sz w:val="22"/>
+          <w:szCs w:val="22"/>
+        </w:rPr>
+        <w:t xml:space="preserve">매입(PURCHASE) · 매출(SALE) · 매입반품(RETURN_IN) 은 매입·매출 모듈을 통해서만 생성 가능 (감사·전표 일관성). API 가 동일 정책으로 차단합니다.</w:t>
       </w:r>
     </w:p>
     <w:p>
@@ -27980,6 +28712,2451 @@
           <w:szCs w:val="22"/>
         </w:rPr>
         <w:t xml:space="preserve">사람 이름·고유명사도 동일하게 처리되지만 음역이 어색할 수 있음 — 필요 시 직접 입력 권장.</w:t>
+      </w:r>
+    </w:p>
+    <w:p>
+      <w:r>
+        <w:br w:type="page"/>
+      </w:r>
+    </w:p>
+    <w:p>
+      <w:pPr>
+        <w:pStyle w:val="Heading1"/>
+      </w:pPr>
+      <w:r>
+        <w:t xml:space="preserve">부록 D — 다운로드 / 업로드 가이드 (모듈별 주의·꿀팁)</w:t>
+      </w:r>
+    </w:p>
+    <w:p>
+      <w:pPr>
+        <w:spacing w:after="120"/>
+      </w:pPr>
+      <w:r>
+        <w:rPr>
+          <w:rFonts w:ascii="Malgun Gothic" w:cs="Malgun Gothic" w:eastAsia="Malgun Gothic" w:hAnsi="Malgun Gothic"/>
+          <w:sz w:val="22"/>
+          <w:szCs w:val="22"/>
+        </w:rPr>
+        <w:t xml:space="preserve">엑셀 업로드·다운로드 기능을 사용할 때 자주 만나는 문제와 빠른 처리 방법을 모아 둡니다. 모든 업로드 화면은 「📤 Excel upload」 / 「📋 Empty template」 / 「📥 Download Excel」 의 세 가지 버튼이 공통으로 노출됩니다.</w:t>
+      </w:r>
+    </w:p>
+    <w:p>
+      <w:pPr>
+        <w:pStyle w:val="Heading2"/>
+      </w:pPr>
+      <w:r>
+        <w:t xml:space="preserve">D.1 공통 사항 (모든 모듈)</w:t>
+      </w:r>
+    </w:p>
+    <w:p>
+      <w:pPr>
+        <w:pStyle w:val="ListParagraph"/>
+        <w:numPr>
+          <w:ilvl w:val="0"/>
+          <w:numId w:val="3"/>
+        </w:numPr>
+        <w:spacing w:after="60"/>
+      </w:pPr>
+      <w:r>
+        <w:rPr>
+          <w:rFonts w:ascii="Malgun Gothic" w:cs="Malgun Gothic" w:eastAsia="Malgun Gothic" w:hAnsi="Malgun Gothic"/>
+          <w:sz w:val="22"/>
+          <w:szCs w:val="22"/>
+        </w:rPr>
+        <w:t xml:space="preserve">헤더 행 1행 필수 — 첫 행에 컬럼 이름이 있어야 합니다. 데이터는 2행부터.</w:t>
+      </w:r>
+    </w:p>
+    <w:p>
+      <w:pPr>
+        <w:pStyle w:val="ListParagraph"/>
+        <w:numPr>
+          <w:ilvl w:val="0"/>
+          <w:numId w:val="3"/>
+        </w:numPr>
+        <w:spacing w:after="60"/>
+      </w:pPr>
+      <w:r>
+        <w:rPr>
+          <w:rFonts w:ascii="Malgun Gothic" w:cs="Malgun Gothic" w:eastAsia="Malgun Gothic" w:hAnsi="Malgun Gothic"/>
+          <w:sz w:val="22"/>
+          <w:szCs w:val="22"/>
+        </w:rPr>
+        <w:t xml:space="preserve">빈 셀 = null — 비워두면 그 필드는 입력 안 함. 단 필수 컬럼은 비우면 행 단위 에러로 거절.</w:t>
+      </w:r>
+    </w:p>
+    <w:p>
+      <w:pPr>
+        <w:pStyle w:val="ListParagraph"/>
+        <w:numPr>
+          <w:ilvl w:val="0"/>
+          <w:numId w:val="3"/>
+        </w:numPr>
+        <w:spacing w:after="60"/>
+      </w:pPr>
+      <w:r>
+        <w:rPr>
+          <w:rFonts w:ascii="Malgun Gothic" w:cs="Malgun Gothic" w:eastAsia="Malgun Gothic" w:hAnsi="Malgun Gothic"/>
+          <w:sz w:val="22"/>
+          <w:szCs w:val="22"/>
+        </w:rPr>
+        <w:t xml:space="preserve">참조 값(거래처/품목/직원 코드 등)은 DB와 정확히 일치 해야 매핑됨. 대소문자·공백 구분.</w:t>
+      </w:r>
+    </w:p>
+    <w:p>
+      <w:pPr>
+        <w:pStyle w:val="ListParagraph"/>
+        <w:numPr>
+          <w:ilvl w:val="0"/>
+          <w:numId w:val="3"/>
+        </w:numPr>
+        <w:spacing w:after="60"/>
+      </w:pPr>
+      <w:r>
+        <w:rPr>
+          <w:rFonts w:ascii="Malgun Gothic" w:cs="Malgun Gothic" w:eastAsia="Malgun Gothic" w:hAnsi="Malgun Gothic"/>
+          <w:sz w:val="22"/>
+          <w:szCs w:val="22"/>
+        </w:rPr>
+        <w:t xml:space="preserve">3언어 자동번역 필드(증상·메모 등)는 한 언어만 채워도 OK — 저장 시 나머지 2개 언어 자동 채움.</w:t>
+      </w:r>
+    </w:p>
+    <w:p>
+      <w:pPr>
+        <w:pStyle w:val="ListParagraph"/>
+        <w:numPr>
+          <w:ilvl w:val="0"/>
+          <w:numId w:val="3"/>
+        </w:numPr>
+        <w:spacing w:after="60"/>
+      </w:pPr>
+      <w:r>
+        <w:rPr>
+          <w:rFonts w:ascii="Malgun Gothic" w:cs="Malgun Gothic" w:eastAsia="Malgun Gothic" w:hAnsi="Malgun Gothic"/>
+          <w:sz w:val="22"/>
+          <w:szCs w:val="22"/>
+        </w:rPr>
+        <w:t xml:space="preserve">자동 발급 코드(`SLS-`/`PUR-`/`ITM-` 등)는 빈칸 그대로 두면 서버가 자동 채움. 수동 지정 시 충돌 가능성 있음.</w:t>
+      </w:r>
+    </w:p>
+    <w:p>
+      <w:pPr>
+        <w:pStyle w:val="ListParagraph"/>
+        <w:numPr>
+          <w:ilvl w:val="0"/>
+          <w:numId w:val="3"/>
+        </w:numPr>
+        <w:spacing w:after="60"/>
+      </w:pPr>
+      <w:r>
+        <w:rPr>
+          <w:rFonts w:ascii="Malgun Gothic" w:cs="Malgun Gothic" w:eastAsia="Malgun Gothic" w:hAnsi="Malgun Gothic"/>
+          <w:sz w:val="22"/>
+          <w:szCs w:val="22"/>
+        </w:rPr>
+        <w:t xml:space="preserve">에러 메시지 = 행 번호 + 필드 + 사유 형식. "행 4 (ITM-D330): 설명 — 필수 항목인데 비어있음" 처럼 정확히 어떤 행 어떤 필드인지 안내.</w:t>
+      </w:r>
+    </w:p>
+    <w:p>
+      <w:pPr>
+        <w:pStyle w:val="ListParagraph"/>
+        <w:numPr>
+          <w:ilvl w:val="0"/>
+          <w:numId w:val="3"/>
+        </w:numPr>
+        <w:spacing w:after="60"/>
+      </w:pPr>
+      <w:r>
+        <w:rPr>
+          <w:rFonts w:ascii="Malgun Gothic" w:cs="Malgun Gothic" w:eastAsia="Malgun Gothic" w:hAnsi="Malgun Gothic"/>
+          <w:sz w:val="22"/>
+          <w:szCs w:val="22"/>
+        </w:rPr>
+        <w:t xml:space="preserve">부분 실패 허용 — 실패한 행만 수정 후 다시 올리면 됨 (성공 행은 멱등 upsert 라 중복 등록 안 됨).</w:t>
+      </w:r>
+    </w:p>
+    <w:p>
+      <w:pPr>
+        <w:pStyle w:val="ListParagraph"/>
+        <w:numPr>
+          <w:ilvl w:val="0"/>
+          <w:numId w:val="3"/>
+        </w:numPr>
+        <w:spacing w:after="60"/>
+      </w:pPr>
+      <w:r>
+        <w:rPr>
+          <w:rFonts w:ascii="Malgun Gothic" w:cs="Malgun Gothic" w:eastAsia="Malgun Gothic" w:hAnsi="Malgun Gothic"/>
+          <w:sz w:val="22"/>
+          <w:szCs w:val="22"/>
+        </w:rPr>
+        <w:t xml:space="preserve">분할 업로드 권장 — 한 번에 100~500행. 그 이상은 끊어서 (각 회 결과·에러 즉시 확인 가능, 안전).</w:t>
+      </w:r>
+    </w:p>
+    <w:p>
+      <w:pPr>
+        <w:pBdr>
+          <w:left w:val="single" w:color="E67E22" w:sz="8" w:space="8"/>
+        </w:pBdr>
+        <w:spacing w:after="120" w:before="80"/>
+        <w:ind w:left="360"/>
+      </w:pPr>
+      <w:r>
+        <w:rPr>
+          <w:rFonts w:ascii="Malgun Gothic" w:cs="Malgun Gothic" w:eastAsia="Malgun Gothic" w:hAnsi="Malgun Gothic"/>
+          <w:i/>
+          <w:iCs/>
+          <w:color w:val="7F8C8D"/>
+          <w:sz w:val="20"/>
+          <w:szCs w:val="20"/>
+        </w:rPr>
+        <w:t xml:space="preserve">💡 꿀팁: 큰 파일을 만들기 전에 5~10행짜리 미니 파일로 먼저 테스트. 헤더 매칭·필수 누락 잡기 좋음.</w:t>
+      </w:r>
+    </w:p>
+    <w:p>
+      <w:pPr>
+        <w:pStyle w:val="Heading2"/>
+      </w:pPr>
+      <w:r>
+        <w:t xml:space="preserve">D.2 거래처 (/master/clients)</w:t>
+      </w:r>
+    </w:p>
+    <w:tbl>
+      <w:tblPr>
+        <w:tblW w:type="dxa" w:w="9026"/>
+        <w:tblBorders>
+          <w:top w:val="single" w:color="auto" w:sz="4"/>
+          <w:left w:val="single" w:color="auto" w:sz="4"/>
+          <w:bottom w:val="single" w:color="auto" w:sz="4"/>
+          <w:right w:val="single" w:color="auto" w:sz="4"/>
+          <w:insideH w:val="single" w:color="auto" w:sz="4"/>
+          <w:insideV w:val="single" w:color="auto" w:sz="4"/>
+        </w:tblBorders>
+      </w:tblPr>
+      <w:tblGrid>
+        <w:gridCol w:w="3008"/>
+        <w:gridCol w:w="3008"/>
+        <w:gridCol w:w="3010"/>
+      </w:tblGrid>
+      <w:tr>
+        <w:trPr>
+          <w:tblHeader/>
+        </w:trPr>
+        <w:tc>
+          <w:tcPr>
+            <w:tcW w:type="dxa" w:w="3008"/>
+            <w:tcBorders>
+              <w:top w:val="single" w:color="D5D8DC" w:sz="1"/>
+              <w:left w:val="single" w:color="D5D8DC" w:sz="1"/>
+              <w:bottom w:val="single" w:color="D5D8DC" w:sz="1"/>
+              <w:right w:val="single" w:color="D5D8DC" w:sz="1"/>
+            </w:tcBorders>
+            <w:shd w:fill="1B4F72" w:val="clear"/>
+            <w:tcMar>
+              <w:top w:type="dxa" w:w="60"/>
+              <w:left w:type="dxa" w:w="100"/>
+              <w:bottom w:type="dxa" w:w="60"/>
+              <w:right w:type="dxa" w:w="100"/>
+            </w:tcMar>
+            <w:vAlign w:val="center"/>
+          </w:tcPr>
+          <w:p>
+            <w:pPr>
+              <w:jc w:val="center"/>
+            </w:pPr>
+            <w:r>
+              <w:rPr>
+                <w:rFonts w:ascii="Malgun Gothic" w:cs="Malgun Gothic" w:eastAsia="Malgun Gothic" w:hAnsi="Malgun Gothic"/>
+                <w:b/>
+                <w:bCs/>
+                <w:color w:val="FFFFFF"/>
+                <w:sz w:val="20"/>
+                <w:szCs w:val="20"/>
+              </w:rPr>
+              <w:t xml:space="preserve">컬럼</w:t>
+            </w:r>
+          </w:p>
+        </w:tc>
+        <w:tc>
+          <w:tcPr>
+            <w:tcW w:type="dxa" w:w="3008"/>
+            <w:tcBorders>
+              <w:top w:val="single" w:color="D5D8DC" w:sz="1"/>
+              <w:left w:val="single" w:color="D5D8DC" w:sz="1"/>
+              <w:bottom w:val="single" w:color="D5D8DC" w:sz="1"/>
+              <w:right w:val="single" w:color="D5D8DC" w:sz="1"/>
+            </w:tcBorders>
+            <w:shd w:fill="1B4F72" w:val="clear"/>
+            <w:tcMar>
+              <w:top w:type="dxa" w:w="60"/>
+              <w:left w:type="dxa" w:w="100"/>
+              <w:bottom w:type="dxa" w:w="60"/>
+              <w:right w:type="dxa" w:w="100"/>
+            </w:tcMar>
+            <w:vAlign w:val="center"/>
+          </w:tcPr>
+          <w:p>
+            <w:pPr>
+              <w:jc w:val="center"/>
+            </w:pPr>
+            <w:r>
+              <w:rPr>
+                <w:rFonts w:ascii="Malgun Gothic" w:cs="Malgun Gothic" w:eastAsia="Malgun Gothic" w:hAnsi="Malgun Gothic"/>
+                <w:b/>
+                <w:bCs/>
+                <w:color w:val="FFFFFF"/>
+                <w:sz w:val="20"/>
+                <w:szCs w:val="20"/>
+              </w:rPr>
+              <w:t xml:space="preserve">필수</w:t>
+            </w:r>
+          </w:p>
+        </w:tc>
+        <w:tc>
+          <w:tcPr>
+            <w:tcW w:type="dxa" w:w="3010"/>
+            <w:tcBorders>
+              <w:top w:val="single" w:color="D5D8DC" w:sz="1"/>
+              <w:left w:val="single" w:color="D5D8DC" w:sz="1"/>
+              <w:bottom w:val="single" w:color="D5D8DC" w:sz="1"/>
+              <w:right w:val="single" w:color="D5D8DC" w:sz="1"/>
+            </w:tcBorders>
+            <w:shd w:fill="1B4F72" w:val="clear"/>
+            <w:tcMar>
+              <w:top w:type="dxa" w:w="60"/>
+              <w:left w:type="dxa" w:w="100"/>
+              <w:bottom w:type="dxa" w:w="60"/>
+              <w:right w:type="dxa" w:w="100"/>
+            </w:tcMar>
+            <w:vAlign w:val="center"/>
+          </w:tcPr>
+          <w:p>
+            <w:pPr>
+              <w:jc w:val="center"/>
+            </w:pPr>
+            <w:r>
+              <w:rPr>
+                <w:rFonts w:ascii="Malgun Gothic" w:cs="Malgun Gothic" w:eastAsia="Malgun Gothic" w:hAnsi="Malgun Gothic"/>
+                <w:b/>
+                <w:bCs/>
+                <w:color w:val="FFFFFF"/>
+                <w:sz w:val="20"/>
+                <w:szCs w:val="20"/>
+              </w:rPr>
+              <w:t xml:space="preserve">비고</w:t>
+            </w:r>
+          </w:p>
+        </w:tc>
+      </w:tr>
+      <w:tr>
+        <w:tc>
+          <w:tcPr>
+            <w:tcW w:type="dxa" w:w="3008"/>
+            <w:tcBorders>
+              <w:top w:val="single" w:color="D5D8DC" w:sz="1"/>
+              <w:left w:val="single" w:color="D5D8DC" w:sz="1"/>
+              <w:bottom w:val="single" w:color="D5D8DC" w:sz="1"/>
+              <w:right w:val="single" w:color="D5D8DC" w:sz="1"/>
+            </w:tcBorders>
+            <w:tcMar>
+              <w:top w:type="dxa" w:w="60"/>
+              <w:left w:type="dxa" w:w="100"/>
+              <w:bottom w:type="dxa" w:w="60"/>
+              <w:right w:type="dxa" w:w="100"/>
+            </w:tcMar>
+          </w:tcPr>
+          <w:p>
+            <w:r>
+              <w:rPr>
+                <w:rFonts w:ascii="Malgun Gothic" w:cs="Malgun Gothic" w:eastAsia="Malgun Gothic" w:hAnsi="Malgun Gothic"/>
+                <w:sz w:val="20"/>
+                <w:szCs w:val="20"/>
+              </w:rPr>
+              <w:t xml:space="preserve">`clientCode`</w:t>
+            </w:r>
+          </w:p>
+        </w:tc>
+        <w:tc>
+          <w:tcPr>
+            <w:tcW w:type="dxa" w:w="3008"/>
+            <w:tcBorders>
+              <w:top w:val="single" w:color="D5D8DC" w:sz="1"/>
+              <w:left w:val="single" w:color="D5D8DC" w:sz="1"/>
+              <w:bottom w:val="single" w:color="D5D8DC" w:sz="1"/>
+              <w:right w:val="single" w:color="D5D8DC" w:sz="1"/>
+            </w:tcBorders>
+            <w:tcMar>
+              <w:top w:type="dxa" w:w="60"/>
+              <w:left w:type="dxa" w:w="100"/>
+              <w:bottom w:type="dxa" w:w="60"/>
+              <w:right w:type="dxa" w:w="100"/>
+            </w:tcMar>
+          </w:tcPr>
+          <w:p>
+            <w:r>
+              <w:rPr>
+                <w:rFonts w:ascii="Malgun Gothic" w:cs="Malgun Gothic" w:eastAsia="Malgun Gothic" w:hAnsi="Malgun Gothic"/>
+                <w:sz w:val="20"/>
+                <w:szCs w:val="20"/>
+              </w:rPr>
+              <w:t xml:space="preserve">☐</w:t>
+            </w:r>
+          </w:p>
+        </w:tc>
+        <w:tc>
+          <w:tcPr>
+            <w:tcW w:type="dxa" w:w="3010"/>
+            <w:tcBorders>
+              <w:top w:val="single" w:color="D5D8DC" w:sz="1"/>
+              <w:left w:val="single" w:color="D5D8DC" w:sz="1"/>
+              <w:bottom w:val="single" w:color="D5D8DC" w:sz="1"/>
+              <w:right w:val="single" w:color="D5D8DC" w:sz="1"/>
+            </w:tcBorders>
+            <w:tcMar>
+              <w:top w:type="dxa" w:w="60"/>
+              <w:left w:type="dxa" w:w="100"/>
+              <w:bottom w:type="dxa" w:w="60"/>
+              <w:right w:type="dxa" w:w="100"/>
+            </w:tcMar>
+          </w:tcPr>
+          <w:p>
+            <w:r>
+              <w:rPr>
+                <w:rFonts w:ascii="Malgun Gothic" w:cs="Malgun Gothic" w:eastAsia="Malgun Gothic" w:hAnsi="Malgun Gothic"/>
+                <w:sz w:val="20"/>
+                <w:szCs w:val="20"/>
+              </w:rPr>
+              <w:t xml:space="preserve">빈칸 = `CL-YYMMDD-###` 자동 발급</w:t>
+            </w:r>
+          </w:p>
+        </w:tc>
+      </w:tr>
+      <w:tr>
+        <w:tc>
+          <w:tcPr>
+            <w:tcW w:type="dxa" w:w="3008"/>
+            <w:tcBorders>
+              <w:top w:val="single" w:color="D5D8DC" w:sz="1"/>
+              <w:left w:val="single" w:color="D5D8DC" w:sz="1"/>
+              <w:bottom w:val="single" w:color="D5D8DC" w:sz="1"/>
+              <w:right w:val="single" w:color="D5D8DC" w:sz="1"/>
+            </w:tcBorders>
+            <w:shd w:fill="F8F9FA" w:val="clear"/>
+            <w:tcMar>
+              <w:top w:type="dxa" w:w="60"/>
+              <w:left w:type="dxa" w:w="100"/>
+              <w:bottom w:type="dxa" w:w="60"/>
+              <w:right w:type="dxa" w:w="100"/>
+            </w:tcMar>
+          </w:tcPr>
+          <w:p>
+            <w:r>
+              <w:rPr>
+                <w:rFonts w:ascii="Malgun Gothic" w:cs="Malgun Gothic" w:eastAsia="Malgun Gothic" w:hAnsi="Malgun Gothic"/>
+                <w:sz w:val="20"/>
+                <w:szCs w:val="20"/>
+              </w:rPr>
+              <w:t xml:space="preserve">`companyNameVi`</w:t>
+            </w:r>
+          </w:p>
+        </w:tc>
+        <w:tc>
+          <w:tcPr>
+            <w:tcW w:type="dxa" w:w="3008"/>
+            <w:tcBorders>
+              <w:top w:val="single" w:color="D5D8DC" w:sz="1"/>
+              <w:left w:val="single" w:color="D5D8DC" w:sz="1"/>
+              <w:bottom w:val="single" w:color="D5D8DC" w:sz="1"/>
+              <w:right w:val="single" w:color="D5D8DC" w:sz="1"/>
+            </w:tcBorders>
+            <w:shd w:fill="F8F9FA" w:val="clear"/>
+            <w:tcMar>
+              <w:top w:type="dxa" w:w="60"/>
+              <w:left w:type="dxa" w:w="100"/>
+              <w:bottom w:type="dxa" w:w="60"/>
+              <w:right w:type="dxa" w:w="100"/>
+            </w:tcMar>
+          </w:tcPr>
+          <w:p>
+            <w:r>
+              <w:rPr>
+                <w:rFonts w:ascii="Malgun Gothic" w:cs="Malgun Gothic" w:eastAsia="Malgun Gothic" w:hAnsi="Malgun Gothic"/>
+                <w:sz w:val="20"/>
+                <w:szCs w:val="20"/>
+              </w:rPr>
+              <w:t xml:space="preserve">☑</w:t>
+            </w:r>
+          </w:p>
+        </w:tc>
+        <w:tc>
+          <w:tcPr>
+            <w:tcW w:type="dxa" w:w="3010"/>
+            <w:tcBorders>
+              <w:top w:val="single" w:color="D5D8DC" w:sz="1"/>
+              <w:left w:val="single" w:color="D5D8DC" w:sz="1"/>
+              <w:bottom w:val="single" w:color="D5D8DC" w:sz="1"/>
+              <w:right w:val="single" w:color="D5D8DC" w:sz="1"/>
+            </w:tcBorders>
+            <w:shd w:fill="F8F9FA" w:val="clear"/>
+            <w:tcMar>
+              <w:top w:type="dxa" w:w="60"/>
+              <w:left w:type="dxa" w:w="100"/>
+              <w:bottom w:type="dxa" w:w="60"/>
+              <w:right w:type="dxa" w:w="100"/>
+            </w:tcMar>
+          </w:tcPr>
+          <w:p>
+            <w:r>
+              <w:rPr>
+                <w:rFonts w:ascii="Malgun Gothic" w:cs="Malgun Gothic" w:eastAsia="Malgun Gothic" w:hAnsi="Malgun Gothic"/>
+                <w:sz w:val="20"/>
+                <w:szCs w:val="20"/>
+              </w:rPr>
+              <w:t xml:space="preserve">베트남어 회사명 (검색 메인 키)</w:t>
+            </w:r>
+          </w:p>
+        </w:tc>
+      </w:tr>
+      <w:tr>
+        <w:tc>
+          <w:tcPr>
+            <w:tcW w:type="dxa" w:w="3008"/>
+            <w:tcBorders>
+              <w:top w:val="single" w:color="D5D8DC" w:sz="1"/>
+              <w:left w:val="single" w:color="D5D8DC" w:sz="1"/>
+              <w:bottom w:val="single" w:color="D5D8DC" w:sz="1"/>
+              <w:right w:val="single" w:color="D5D8DC" w:sz="1"/>
+            </w:tcBorders>
+            <w:tcMar>
+              <w:top w:type="dxa" w:w="60"/>
+              <w:left w:type="dxa" w:w="100"/>
+              <w:bottom w:type="dxa" w:w="60"/>
+              <w:right w:type="dxa" w:w="100"/>
+            </w:tcMar>
+          </w:tcPr>
+          <w:p>
+            <w:r>
+              <w:rPr>
+                <w:rFonts w:ascii="Malgun Gothic" w:cs="Malgun Gothic" w:eastAsia="Malgun Gothic" w:hAnsi="Malgun Gothic"/>
+                <w:sz w:val="20"/>
+                <w:szCs w:val="20"/>
+              </w:rPr>
+              <w:t xml:space="preserve">`companyNameKo`</w:t>
+            </w:r>
+          </w:p>
+        </w:tc>
+        <w:tc>
+          <w:tcPr>
+            <w:tcW w:type="dxa" w:w="3008"/>
+            <w:tcBorders>
+              <w:top w:val="single" w:color="D5D8DC" w:sz="1"/>
+              <w:left w:val="single" w:color="D5D8DC" w:sz="1"/>
+              <w:bottom w:val="single" w:color="D5D8DC" w:sz="1"/>
+              <w:right w:val="single" w:color="D5D8DC" w:sz="1"/>
+            </w:tcBorders>
+            <w:tcMar>
+              <w:top w:type="dxa" w:w="60"/>
+              <w:left w:type="dxa" w:w="100"/>
+              <w:bottom w:type="dxa" w:w="60"/>
+              <w:right w:type="dxa" w:w="100"/>
+            </w:tcMar>
+          </w:tcPr>
+          <w:p>
+            <w:r>
+              <w:rPr>
+                <w:rFonts w:ascii="Malgun Gothic" w:cs="Malgun Gothic" w:eastAsia="Malgun Gothic" w:hAnsi="Malgun Gothic"/>
+                <w:sz w:val="20"/>
+                <w:szCs w:val="20"/>
+              </w:rPr>
+              <w:t xml:space="preserve">☐</w:t>
+            </w:r>
+          </w:p>
+        </w:tc>
+        <w:tc>
+          <w:tcPr>
+            <w:tcW w:type="dxa" w:w="3010"/>
+            <w:tcBorders>
+              <w:top w:val="single" w:color="D5D8DC" w:sz="1"/>
+              <w:left w:val="single" w:color="D5D8DC" w:sz="1"/>
+              <w:bottom w:val="single" w:color="D5D8DC" w:sz="1"/>
+              <w:right w:val="single" w:color="D5D8DC" w:sz="1"/>
+            </w:tcBorders>
+            <w:tcMar>
+              <w:top w:type="dxa" w:w="60"/>
+              <w:left w:type="dxa" w:w="100"/>
+              <w:bottom w:type="dxa" w:w="60"/>
+              <w:right w:type="dxa" w:w="100"/>
+            </w:tcMar>
+          </w:tcPr>
+          <w:p>
+            <w:r>
+              <w:rPr>
+                <w:rFonts w:ascii="Malgun Gothic" w:cs="Malgun Gothic" w:eastAsia="Malgun Gothic" w:hAnsi="Malgun Gothic"/>
+                <w:sz w:val="20"/>
+                <w:szCs w:val="20"/>
+              </w:rPr>
+              <w:t xml:space="preserve">빈칸이면 자동 번역</w:t>
+            </w:r>
+          </w:p>
+        </w:tc>
+      </w:tr>
+      <w:tr>
+        <w:tc>
+          <w:tcPr>
+            <w:tcW w:type="dxa" w:w="3008"/>
+            <w:tcBorders>
+              <w:top w:val="single" w:color="D5D8DC" w:sz="1"/>
+              <w:left w:val="single" w:color="D5D8DC" w:sz="1"/>
+              <w:bottom w:val="single" w:color="D5D8DC" w:sz="1"/>
+              <w:right w:val="single" w:color="D5D8DC" w:sz="1"/>
+            </w:tcBorders>
+            <w:shd w:fill="F8F9FA" w:val="clear"/>
+            <w:tcMar>
+              <w:top w:type="dxa" w:w="60"/>
+              <w:left w:type="dxa" w:w="100"/>
+              <w:bottom w:type="dxa" w:w="60"/>
+              <w:right w:type="dxa" w:w="100"/>
+            </w:tcMar>
+          </w:tcPr>
+          <w:p>
+            <w:r>
+              <w:rPr>
+                <w:rFonts w:ascii="Malgun Gothic" w:cs="Malgun Gothic" w:eastAsia="Malgun Gothic" w:hAnsi="Malgun Gothic"/>
+                <w:sz w:val="20"/>
+                <w:szCs w:val="20"/>
+              </w:rPr>
+              <w:t xml:space="preserve">`companyNameEn`</w:t>
+            </w:r>
+          </w:p>
+        </w:tc>
+        <w:tc>
+          <w:tcPr>
+            <w:tcW w:type="dxa" w:w="3008"/>
+            <w:tcBorders>
+              <w:top w:val="single" w:color="D5D8DC" w:sz="1"/>
+              <w:left w:val="single" w:color="D5D8DC" w:sz="1"/>
+              <w:bottom w:val="single" w:color="D5D8DC" w:sz="1"/>
+              <w:right w:val="single" w:color="D5D8DC" w:sz="1"/>
+            </w:tcBorders>
+            <w:shd w:fill="F8F9FA" w:val="clear"/>
+            <w:tcMar>
+              <w:top w:type="dxa" w:w="60"/>
+              <w:left w:type="dxa" w:w="100"/>
+              <w:bottom w:type="dxa" w:w="60"/>
+              <w:right w:type="dxa" w:w="100"/>
+            </w:tcMar>
+          </w:tcPr>
+          <w:p>
+            <w:r>
+              <w:rPr>
+                <w:rFonts w:ascii="Malgun Gothic" w:cs="Malgun Gothic" w:eastAsia="Malgun Gothic" w:hAnsi="Malgun Gothic"/>
+                <w:sz w:val="20"/>
+                <w:szCs w:val="20"/>
+              </w:rPr>
+              <w:t xml:space="preserve">☐</w:t>
+            </w:r>
+          </w:p>
+        </w:tc>
+        <w:tc>
+          <w:tcPr>
+            <w:tcW w:type="dxa" w:w="3010"/>
+            <w:tcBorders>
+              <w:top w:val="single" w:color="D5D8DC" w:sz="1"/>
+              <w:left w:val="single" w:color="D5D8DC" w:sz="1"/>
+              <w:bottom w:val="single" w:color="D5D8DC" w:sz="1"/>
+              <w:right w:val="single" w:color="D5D8DC" w:sz="1"/>
+            </w:tcBorders>
+            <w:shd w:fill="F8F9FA" w:val="clear"/>
+            <w:tcMar>
+              <w:top w:type="dxa" w:w="60"/>
+              <w:left w:type="dxa" w:w="100"/>
+              <w:bottom w:type="dxa" w:w="60"/>
+              <w:right w:type="dxa" w:w="100"/>
+            </w:tcMar>
+          </w:tcPr>
+          <w:p>
+            <w:r>
+              <w:rPr>
+                <w:rFonts w:ascii="Malgun Gothic" w:cs="Malgun Gothic" w:eastAsia="Malgun Gothic" w:hAnsi="Malgun Gothic"/>
+                <w:sz w:val="20"/>
+                <w:szCs w:val="20"/>
+              </w:rPr>
+              <w:t xml:space="preserve">빈칸이면 자동 번역</w:t>
+            </w:r>
+          </w:p>
+        </w:tc>
+      </w:tr>
+      <w:tr>
+        <w:tc>
+          <w:tcPr>
+            <w:tcW w:type="dxa" w:w="3008"/>
+            <w:tcBorders>
+              <w:top w:val="single" w:color="D5D8DC" w:sz="1"/>
+              <w:left w:val="single" w:color="D5D8DC" w:sz="1"/>
+              <w:bottom w:val="single" w:color="D5D8DC" w:sz="1"/>
+              <w:right w:val="single" w:color="D5D8DC" w:sz="1"/>
+            </w:tcBorders>
+            <w:tcMar>
+              <w:top w:type="dxa" w:w="60"/>
+              <w:left w:type="dxa" w:w="100"/>
+              <w:bottom w:type="dxa" w:w="60"/>
+              <w:right w:type="dxa" w:w="100"/>
+            </w:tcMar>
+          </w:tcPr>
+          <w:p>
+            <w:r>
+              <w:rPr>
+                <w:rFonts w:ascii="Malgun Gothic" w:cs="Malgun Gothic" w:eastAsia="Malgun Gothic" w:hAnsi="Malgun Gothic"/>
+                <w:sz w:val="20"/>
+                <w:szCs w:val="20"/>
+              </w:rPr>
+              <w:t xml:space="preserve">`taxCode` (MST)</w:t>
+            </w:r>
+          </w:p>
+        </w:tc>
+        <w:tc>
+          <w:tcPr>
+            <w:tcW w:type="dxa" w:w="3008"/>
+            <w:tcBorders>
+              <w:top w:val="single" w:color="D5D8DC" w:sz="1"/>
+              <w:left w:val="single" w:color="D5D8DC" w:sz="1"/>
+              <w:bottom w:val="single" w:color="D5D8DC" w:sz="1"/>
+              <w:right w:val="single" w:color="D5D8DC" w:sz="1"/>
+            </w:tcBorders>
+            <w:tcMar>
+              <w:top w:type="dxa" w:w="60"/>
+              <w:left w:type="dxa" w:w="100"/>
+              <w:bottom w:type="dxa" w:w="60"/>
+              <w:right w:type="dxa" w:w="100"/>
+            </w:tcMar>
+          </w:tcPr>
+          <w:p>
+            <w:r>
+              <w:rPr>
+                <w:rFonts w:ascii="Malgun Gothic" w:cs="Malgun Gothic" w:eastAsia="Malgun Gothic" w:hAnsi="Malgun Gothic"/>
+                <w:sz w:val="20"/>
+                <w:szCs w:val="20"/>
+              </w:rPr>
+              <w:t xml:space="preserve">☐</w:t>
+            </w:r>
+          </w:p>
+        </w:tc>
+        <w:tc>
+          <w:tcPr>
+            <w:tcW w:type="dxa" w:w="3010"/>
+            <w:tcBorders>
+              <w:top w:val="single" w:color="D5D8DC" w:sz="1"/>
+              <w:left w:val="single" w:color="D5D8DC" w:sz="1"/>
+              <w:bottom w:val="single" w:color="D5D8DC" w:sz="1"/>
+              <w:right w:val="single" w:color="D5D8DC" w:sz="1"/>
+            </w:tcBorders>
+            <w:tcMar>
+              <w:top w:type="dxa" w:w="60"/>
+              <w:left w:type="dxa" w:w="100"/>
+              <w:bottom w:type="dxa" w:w="60"/>
+              <w:right w:type="dxa" w:w="100"/>
+            </w:tcMar>
+          </w:tcPr>
+          <w:p>
+            <w:r>
+              <w:rPr>
+                <w:rFonts w:ascii="Malgun Gothic" w:cs="Malgun Gothic" w:eastAsia="Malgun Gothic" w:hAnsi="Malgun Gothic"/>
+                <w:sz w:val="20"/>
+                <w:szCs w:val="20"/>
+              </w:rPr>
+              <w:t xml:space="preserve">베트남 세금코드 — 같은 값 재등록 차단</w:t>
+            </w:r>
+          </w:p>
+        </w:tc>
+      </w:tr>
+      <w:tr>
+        <w:tc>
+          <w:tcPr>
+            <w:tcW w:type="dxa" w:w="3008"/>
+            <w:tcBorders>
+              <w:top w:val="single" w:color="D5D8DC" w:sz="1"/>
+              <w:left w:val="single" w:color="D5D8DC" w:sz="1"/>
+              <w:bottom w:val="single" w:color="D5D8DC" w:sz="1"/>
+              <w:right w:val="single" w:color="D5D8DC" w:sz="1"/>
+            </w:tcBorders>
+            <w:shd w:fill="F8F9FA" w:val="clear"/>
+            <w:tcMar>
+              <w:top w:type="dxa" w:w="60"/>
+              <w:left w:type="dxa" w:w="100"/>
+              <w:bottom w:type="dxa" w:w="60"/>
+              <w:right w:type="dxa" w:w="100"/>
+            </w:tcMar>
+          </w:tcPr>
+          <w:p>
+            <w:r>
+              <w:rPr>
+                <w:rFonts w:ascii="Malgun Gothic" w:cs="Malgun Gothic" w:eastAsia="Malgun Gothic" w:hAnsi="Malgun Gothic"/>
+                <w:sz w:val="20"/>
+                <w:szCs w:val="20"/>
+              </w:rPr>
+              <w:t xml:space="preserve">`bankAccount/Holder/BankName`</w:t>
+            </w:r>
+          </w:p>
+        </w:tc>
+        <w:tc>
+          <w:tcPr>
+            <w:tcW w:type="dxa" w:w="3008"/>
+            <w:tcBorders>
+              <w:top w:val="single" w:color="D5D8DC" w:sz="1"/>
+              <w:left w:val="single" w:color="D5D8DC" w:sz="1"/>
+              <w:bottom w:val="single" w:color="D5D8DC" w:sz="1"/>
+              <w:right w:val="single" w:color="D5D8DC" w:sz="1"/>
+            </w:tcBorders>
+            <w:shd w:fill="F8F9FA" w:val="clear"/>
+            <w:tcMar>
+              <w:top w:type="dxa" w:w="60"/>
+              <w:left w:type="dxa" w:w="100"/>
+              <w:bottom w:type="dxa" w:w="60"/>
+              <w:right w:type="dxa" w:w="100"/>
+            </w:tcMar>
+          </w:tcPr>
+          <w:p>
+            <w:r>
+              <w:rPr>
+                <w:rFonts w:ascii="Malgun Gothic" w:cs="Malgun Gothic" w:eastAsia="Malgun Gothic" w:hAnsi="Malgun Gothic"/>
+                <w:sz w:val="20"/>
+                <w:szCs w:val="20"/>
+              </w:rPr>
+              <w:t xml:space="preserve">☐</w:t>
+            </w:r>
+          </w:p>
+        </w:tc>
+        <w:tc>
+          <w:tcPr>
+            <w:tcW w:type="dxa" w:w="3010"/>
+            <w:tcBorders>
+              <w:top w:val="single" w:color="D5D8DC" w:sz="1"/>
+              <w:left w:val="single" w:color="D5D8DC" w:sz="1"/>
+              <w:bottom w:val="single" w:color="D5D8DC" w:sz="1"/>
+              <w:right w:val="single" w:color="D5D8DC" w:sz="1"/>
+            </w:tcBorders>
+            <w:shd w:fill="F8F9FA" w:val="clear"/>
+            <w:tcMar>
+              <w:top w:type="dxa" w:w="60"/>
+              <w:left w:type="dxa" w:w="100"/>
+              <w:bottom w:type="dxa" w:w="60"/>
+              <w:right w:type="dxa" w:w="100"/>
+            </w:tcMar>
+          </w:tcPr>
+          <w:p>
+            <w:r>
+              <w:rPr>
+                <w:rFonts w:ascii="Malgun Gothic" w:cs="Malgun Gothic" w:eastAsia="Malgun Gothic" w:hAnsi="Malgun Gothic"/>
+                <w:sz w:val="20"/>
+                <w:szCs w:val="20"/>
+              </w:rPr>
+              <w:t xml:space="preserve">결제 정보</w:t>
+            </w:r>
+          </w:p>
+        </w:tc>
+      </w:tr>
+      <w:tr>
+        <w:tc>
+          <w:tcPr>
+            <w:tcW w:type="dxa" w:w="3008"/>
+            <w:tcBorders>
+              <w:top w:val="single" w:color="D5D8DC" w:sz="1"/>
+              <w:left w:val="single" w:color="D5D8DC" w:sz="1"/>
+              <w:bottom w:val="single" w:color="D5D8DC" w:sz="1"/>
+              <w:right w:val="single" w:color="D5D8DC" w:sz="1"/>
+            </w:tcBorders>
+            <w:tcMar>
+              <w:top w:type="dxa" w:w="60"/>
+              <w:left w:type="dxa" w:w="100"/>
+              <w:bottom w:type="dxa" w:w="60"/>
+              <w:right w:type="dxa" w:w="100"/>
+            </w:tcMar>
+          </w:tcPr>
+          <w:p>
+            <w:r>
+              <w:rPr>
+                <w:rFonts w:ascii="Malgun Gothic" w:cs="Malgun Gothic" w:eastAsia="Malgun Gothic" w:hAnsi="Malgun Gothic"/>
+                <w:sz w:val="20"/>
+                <w:szCs w:val="20"/>
+              </w:rPr>
+              <w:t xml:space="preserve">`paymentTerms`</w:t>
+            </w:r>
+          </w:p>
+        </w:tc>
+        <w:tc>
+          <w:tcPr>
+            <w:tcW w:type="dxa" w:w="3008"/>
+            <w:tcBorders>
+              <w:top w:val="single" w:color="D5D8DC" w:sz="1"/>
+              <w:left w:val="single" w:color="D5D8DC" w:sz="1"/>
+              <w:bottom w:val="single" w:color="D5D8DC" w:sz="1"/>
+              <w:right w:val="single" w:color="D5D8DC" w:sz="1"/>
+            </w:tcBorders>
+            <w:tcMar>
+              <w:top w:type="dxa" w:w="60"/>
+              <w:left w:type="dxa" w:w="100"/>
+              <w:bottom w:type="dxa" w:w="60"/>
+              <w:right w:type="dxa" w:w="100"/>
+            </w:tcMar>
+          </w:tcPr>
+          <w:p>
+            <w:r>
+              <w:rPr>
+                <w:rFonts w:ascii="Malgun Gothic" w:cs="Malgun Gothic" w:eastAsia="Malgun Gothic" w:hAnsi="Malgun Gothic"/>
+                <w:sz w:val="20"/>
+                <w:szCs w:val="20"/>
+              </w:rPr>
+              <w:t xml:space="preserve">☐</w:t>
+            </w:r>
+          </w:p>
+        </w:tc>
+        <w:tc>
+          <w:tcPr>
+            <w:tcW w:type="dxa" w:w="3010"/>
+            <w:tcBorders>
+              <w:top w:val="single" w:color="D5D8DC" w:sz="1"/>
+              <w:left w:val="single" w:color="D5D8DC" w:sz="1"/>
+              <w:bottom w:val="single" w:color="D5D8DC" w:sz="1"/>
+              <w:right w:val="single" w:color="D5D8DC" w:sz="1"/>
+            </w:tcBorders>
+            <w:tcMar>
+              <w:top w:type="dxa" w:w="60"/>
+              <w:left w:type="dxa" w:w="100"/>
+              <w:bottom w:type="dxa" w:w="60"/>
+              <w:right w:type="dxa" w:w="100"/>
+            </w:tcMar>
+          </w:tcPr>
+          <w:p>
+            <w:r>
+              <w:rPr>
+                <w:rFonts w:ascii="Malgun Gothic" w:cs="Malgun Gothic" w:eastAsia="Malgun Gothic" w:hAnsi="Malgun Gothic"/>
+                <w:sz w:val="20"/>
+                <w:szCs w:val="20"/>
+              </w:rPr>
+              <w:t xml:space="preserve">일수 (기본 30)</w:t>
+            </w:r>
+          </w:p>
+        </w:tc>
+      </w:tr>
+      <w:tr>
+        <w:tc>
+          <w:tcPr>
+            <w:tcW w:type="dxa" w:w="3008"/>
+            <w:tcBorders>
+              <w:top w:val="single" w:color="D5D8DC" w:sz="1"/>
+              <w:left w:val="single" w:color="D5D8DC" w:sz="1"/>
+              <w:bottom w:val="single" w:color="D5D8DC" w:sz="1"/>
+              <w:right w:val="single" w:color="D5D8DC" w:sz="1"/>
+            </w:tcBorders>
+            <w:shd w:fill="F8F9FA" w:val="clear"/>
+            <w:tcMar>
+              <w:top w:type="dxa" w:w="60"/>
+              <w:left w:type="dxa" w:w="100"/>
+              <w:bottom w:type="dxa" w:w="60"/>
+              <w:right w:type="dxa" w:w="100"/>
+            </w:tcMar>
+          </w:tcPr>
+          <w:p>
+            <w:r>
+              <w:rPr>
+                <w:rFonts w:ascii="Malgun Gothic" w:cs="Malgun Gothic" w:eastAsia="Malgun Gothic" w:hAnsi="Malgun Gothic"/>
+                <w:sz w:val="20"/>
+                <w:szCs w:val="20"/>
+              </w:rPr>
+              <w:t xml:space="preserve">`address/phone/email`</w:t>
+            </w:r>
+          </w:p>
+        </w:tc>
+        <w:tc>
+          <w:tcPr>
+            <w:tcW w:type="dxa" w:w="3008"/>
+            <w:tcBorders>
+              <w:top w:val="single" w:color="D5D8DC" w:sz="1"/>
+              <w:left w:val="single" w:color="D5D8DC" w:sz="1"/>
+              <w:bottom w:val="single" w:color="D5D8DC" w:sz="1"/>
+              <w:right w:val="single" w:color="D5D8DC" w:sz="1"/>
+            </w:tcBorders>
+            <w:shd w:fill="F8F9FA" w:val="clear"/>
+            <w:tcMar>
+              <w:top w:type="dxa" w:w="60"/>
+              <w:left w:type="dxa" w:w="100"/>
+              <w:bottom w:type="dxa" w:w="60"/>
+              <w:right w:type="dxa" w:w="100"/>
+            </w:tcMar>
+          </w:tcPr>
+          <w:p>
+            <w:r>
+              <w:rPr>
+                <w:rFonts w:ascii="Malgun Gothic" w:cs="Malgun Gothic" w:eastAsia="Malgun Gothic" w:hAnsi="Malgun Gothic"/>
+                <w:sz w:val="20"/>
+                <w:szCs w:val="20"/>
+              </w:rPr>
+              <w:t xml:space="preserve">☐</w:t>
+            </w:r>
+          </w:p>
+        </w:tc>
+        <w:tc>
+          <w:tcPr>
+            <w:tcW w:type="dxa" w:w="3010"/>
+            <w:tcBorders>
+              <w:top w:val="single" w:color="D5D8DC" w:sz="1"/>
+              <w:left w:val="single" w:color="D5D8DC" w:sz="1"/>
+              <w:bottom w:val="single" w:color="D5D8DC" w:sz="1"/>
+              <w:right w:val="single" w:color="D5D8DC" w:sz="1"/>
+            </w:tcBorders>
+            <w:shd w:fill="F8F9FA" w:val="clear"/>
+            <w:tcMar>
+              <w:top w:type="dxa" w:w="60"/>
+              <w:left w:type="dxa" w:w="100"/>
+              <w:bottom w:type="dxa" w:w="60"/>
+              <w:right w:type="dxa" w:w="100"/>
+            </w:tcMar>
+          </w:tcPr>
+          <w:p>
+            <w:r>
+              <w:rPr>
+                <w:rFonts w:ascii="Malgun Gothic" w:cs="Malgun Gothic" w:eastAsia="Malgun Gothic" w:hAnsi="Malgun Gothic"/>
+                <w:sz w:val="20"/>
+                <w:szCs w:val="20"/>
+              </w:rPr>
+              <w:t xml:space="preserve">연락처</w:t>
+            </w:r>
+          </w:p>
+        </w:tc>
+      </w:tr>
+    </w:tbl>
+    <w:p>
+      <w:pPr>
+        <w:spacing w:after="120"/>
+      </w:pPr>
+      <w:r>
+        <w:rPr>
+          <w:rFonts w:ascii="Malgun Gothic" w:cs="Malgun Gothic" w:eastAsia="Malgun Gothic" w:hAnsi="Malgun Gothic"/>
+          <w:sz w:val="22"/>
+          <w:szCs w:val="22"/>
+        </w:rPr>
+        <w:t xml:space="preserve">⚠️ 주의: taxCode 가 다른 거래처와 중복되면 오류. 거래처 통합·이름 변경 시 기존 행 수정 (PATCH) 권장. 💡 꿀팁: 신규 5~10건은 직접 등록이 빠름. 30건 이상부터 엑셀 사용. ECOUNT 에서 export 한 데이터는 별도 ECOUNT import 도구 사용 (B 매뉴얼 참조).</w:t>
+      </w:r>
+    </w:p>
+    <w:p>
+      <w:pPr>
+        <w:pStyle w:val="Heading2"/>
+      </w:pPr>
+      <w:r>
+        <w:t xml:space="preserve">D.3 품목 (/master/items)</w:t>
+      </w:r>
+    </w:p>
+    <w:p>
+      <w:pPr>
+        <w:spacing w:after="120"/>
+      </w:pPr>
+      <w:r>
+        <w:rPr>
+          <w:rFonts w:ascii="Malgun Gothic" w:cs="Malgun Gothic" w:eastAsia="Malgun Gothic" w:hAnsi="Malgun Gothic"/>
+          <w:sz w:val="22"/>
+          <w:szCs w:val="22"/>
+        </w:rPr>
+        <w:t xml:space="preserve">엑셀 업로드 컬럼 13종 — 자세한 정의는 본문 1.2 참조. 여기서는 자주 만나는 함정만:</w:t>
+      </w:r>
+    </w:p>
+    <w:p>
+      <w:pPr>
+        <w:spacing w:after="120"/>
+      </w:pPr>
+      <w:r>
+        <w:rPr>
+          <w:rFonts w:ascii="Malgun Gothic" w:cs="Malgun Gothic" w:eastAsia="Malgun Gothic" w:hAnsi="Malgun Gothic"/>
+          <w:sz w:val="22"/>
+          <w:szCs w:val="22"/>
+        </w:rPr>
+        <w:t xml:space="preserve">⚠️ 필수 항목 (행 검증):</w:t>
+      </w:r>
+    </w:p>
+    <w:p>
+      <w:pPr>
+        <w:pStyle w:val="ListParagraph"/>
+        <w:numPr>
+          <w:ilvl w:val="0"/>
+          <w:numId w:val="3"/>
+        </w:numPr>
+        <w:spacing w:after="60"/>
+      </w:pPr>
+      <w:r>
+        <w:rPr>
+          <w:rFonts w:ascii="Malgun Gothic" w:cs="Malgun Gothic" w:eastAsia="Malgun Gothic" w:hAnsi="Malgun Gothic"/>
+          <w:sz w:val="22"/>
+          <w:szCs w:val="22"/>
+        </w:rPr>
+        <w:t xml:space="preserve">모든 행: `itemType`, `name`, `description`</w:t>
+      </w:r>
+    </w:p>
+    <w:p>
+      <w:pPr>
+        <w:pStyle w:val="ListParagraph"/>
+        <w:numPr>
+          <w:ilvl w:val="0"/>
+          <w:numId w:val="3"/>
+        </w:numPr>
+        <w:spacing w:after="60"/>
+      </w:pPr>
+      <w:r>
+        <w:rPr>
+          <w:rFonts w:ascii="Malgun Gothic" w:cs="Malgun Gothic" w:eastAsia="Malgun Gothic" w:hAnsi="Malgun Gothic"/>
+          <w:sz w:val="22"/>
+          <w:szCs w:val="22"/>
+        </w:rPr>
+        <w:t xml:space="preserve">`CONSUMABLE`/`PART`: 추가로 `compatibleItemCodes` 1건 이상</w:t>
+      </w:r>
+    </w:p>
+    <w:p>
+      <w:pPr>
+        <w:spacing w:after="120"/>
+      </w:pPr>
+      <w:r>
+        <w:rPr>
+          <w:rFonts w:ascii="Malgun Gothic" w:cs="Malgun Gothic" w:eastAsia="Malgun Gothic" w:hAnsi="Malgun Gothic"/>
+          <w:sz w:val="22"/>
+          <w:szCs w:val="22"/>
+        </w:rPr>
+        <w:t xml:space="preserve">⚠️ PRODUCT 행에서 다음 컬럼은 채워도 무시됨 (헷갈림 방지):</w:t>
+      </w:r>
+    </w:p>
+    <w:p>
+      <w:pPr>
+        <w:pStyle w:val="ListParagraph"/>
+        <w:numPr>
+          <w:ilvl w:val="0"/>
+          <w:numId w:val="3"/>
+        </w:numPr>
+        <w:spacing w:after="60"/>
+      </w:pPr>
+      <w:r>
+        <w:rPr>
+          <w:rFonts w:ascii="Malgun Gothic" w:cs="Malgun Gothic" w:eastAsia="Malgun Gothic" w:hAnsi="Malgun Gothic"/>
+          <w:sz w:val="22"/>
+          <w:szCs w:val="22"/>
+        </w:rPr>
+        <w:t xml:space="preserve">`colorChannel`, `expectedYield`, `yieldCoverageBase`, `compatibleItemCodes`, `parentItemCode`, `bomQuantity`, `bomNote`</w:t>
+      </w:r>
+    </w:p>
+    <w:p>
+      <w:pPr>
+        <w:spacing w:after="120"/>
+      </w:pPr>
+      <w:r>
+        <w:rPr>
+          <w:rFonts w:ascii="Malgun Gothic" w:cs="Malgun Gothic" w:eastAsia="Malgun Gothic" w:hAnsi="Malgun Gothic"/>
+          <w:sz w:val="22"/>
+          <w:szCs w:val="22"/>
+        </w:rPr>
+        <w:t xml:space="preserve">⚠️ BOM 부모 연결 (parentItemCode) 은 반드시 부모 행이 같은 파일 안 또는 DB에 미리 존재해야 함. 부모를 먼저 등록 후 자식.</w:t>
+      </w:r>
+    </w:p>
+    <w:p>
+      <w:pPr>
+        <w:pStyle w:val="ListParagraph"/>
+        <w:numPr>
+          <w:ilvl w:val="0"/>
+          <w:numId w:val="3"/>
+        </w:numPr>
+        <w:spacing w:after="60"/>
+      </w:pPr>
+      <w:r>
+        <w:rPr>
+          <w:rFonts w:ascii="Malgun Gothic" w:cs="Malgun Gothic" w:eastAsia="Malgun Gothic" w:hAnsi="Malgun Gothic"/>
+          <w:sz w:val="22"/>
+          <w:szCs w:val="22"/>
+        </w:rPr>
+        <w:t xml:space="preserve">같은 파일 안에서 부모·자식 함께 올리는 경우: 파일 내 행 순서는 무관 (서버가 Phase 1 후 Phase 3 처리).</w:t>
+      </w:r>
+    </w:p>
+    <w:p>
+      <w:pPr>
+        <w:spacing w:after="120"/>
+      </w:pPr>
+      <w:r>
+        <w:rPr>
+          <w:rFonts w:ascii="Malgun Gothic" w:cs="Malgun Gothic" w:eastAsia="Malgun Gothic" w:hAnsi="Malgun Gothic"/>
+          <w:sz w:val="22"/>
+          <w:szCs w:val="22"/>
+        </w:rPr>
+        <w:t xml:space="preserve">⚠️ BOM 최대 3단계 — Level 3 부품의 자식 등록 시도는 무시.</w:t>
+      </w:r>
+    </w:p>
+    <w:p>
+      <w:pPr>
+        <w:spacing w:after="120"/>
+      </w:pPr>
+      <w:r>
+        <w:rPr>
+          <w:rFonts w:ascii="Malgun Gothic" w:cs="Malgun Gothic" w:eastAsia="Malgun Gothic" w:hAnsi="Malgun Gothic"/>
+          <w:sz w:val="22"/>
+          <w:szCs w:val="22"/>
+        </w:rPr>
+        <w:t xml:space="preserve">⚠️ 호환 매핑 (compatibleItemCodes): 세미콜론(;) 구분. 예: ITM-010;ITM-011.</w:t>
+      </w:r>
+    </w:p>
+    <w:p>
+      <w:pPr>
+        <w:pStyle w:val="ListParagraph"/>
+        <w:numPr>
+          <w:ilvl w:val="0"/>
+          <w:numId w:val="3"/>
+        </w:numPr>
+        <w:spacing w:after="60"/>
+      </w:pPr>
+      <w:r>
+        <w:rPr>
+          <w:rFonts w:ascii="Malgun Gothic" w:cs="Malgun Gothic" w:eastAsia="Malgun Gothic" w:hAnsi="Malgun Gothic"/>
+          <w:sz w:val="22"/>
+          <w:szCs w:val="22"/>
+        </w:rPr>
+        <w:t xml:space="preserve">매핑된 PRODUCT 가 DB에 없으면 그 매핑만 무시 (행 자체는 성공).</w:t>
+      </w:r>
+    </w:p>
+    <w:p>
+      <w:pPr>
+        <w:spacing w:after="120"/>
+      </w:pPr>
+      <w:r>
+        <w:rPr>
+          <w:rFonts w:ascii="Malgun Gothic" w:cs="Malgun Gothic" w:eastAsia="Malgun Gothic" w:hAnsi="Malgun Gothic"/>
+          <w:sz w:val="22"/>
+          <w:szCs w:val="22"/>
+        </w:rPr>
+        <w:t xml:space="preserve">💡 꿀팁:</w:t>
+      </w:r>
+    </w:p>
+    <w:p>
+      <w:pPr>
+        <w:pStyle w:val="ListParagraph"/>
+        <w:numPr>
+          <w:ilvl w:val="0"/>
+          <w:numId w:val="3"/>
+        </w:numPr>
+        <w:spacing w:after="60"/>
+      </w:pPr>
+      <w:r>
+        <w:rPr>
+          <w:rFonts w:ascii="Malgun Gothic" w:cs="Malgun Gothic" w:eastAsia="Malgun Gothic" w:hAnsi="Malgun Gothic"/>
+          <w:sz w:val="22"/>
+          <w:szCs w:val="22"/>
+        </w:rPr>
+        <w:t xml:space="preserve">계열 등록 패턴: 본체 PRODUCT 1건 → 호환 토너 4종 (BLACK/CYAN/MAGENTA/YELLOW) → A'ssy → A'ssy 자식. 한 시트에 다 채워도 됨.</w:t>
+      </w:r>
+    </w:p>
+    <w:p>
+      <w:pPr>
+        <w:pStyle w:val="ListParagraph"/>
+        <w:numPr>
+          <w:ilvl w:val="0"/>
+          <w:numId w:val="3"/>
+        </w:numPr>
+        <w:spacing w:after="60"/>
+      </w:pPr>
+      <w:r>
+        <w:rPr>
+          <w:rFonts w:ascii="Malgun Gothic" w:cs="Malgun Gothic" w:eastAsia="Malgun Gothic" w:hAnsi="Malgun Gothic"/>
+          <w:sz w:val="22"/>
+          <w:szCs w:val="22"/>
+        </w:rPr>
+        <w:t xml:space="preserve">시드 후 추가: 기존 시드된 토너에 expectedYield 만 채우려면 itemCode 만 적고 변경할 컬럼만 채워서 업로드 (upsert). 다만 호환 장비 누락은 에러 — 한 번 매핑된 거 다시 비우면 무시되지 않으므로 PATCH 화면에서 수정 권장.</w:t>
+      </w:r>
+    </w:p>
+    <w:p>
+      <w:pPr>
+        <w:pStyle w:val="ListParagraph"/>
+        <w:numPr>
+          <w:ilvl w:val="0"/>
+          <w:numId w:val="3"/>
+        </w:numPr>
+        <w:spacing w:after="60"/>
+      </w:pPr>
+      <w:r>
+        <w:rPr>
+          <w:rFonts w:ascii="Malgun Gothic" w:cs="Malgun Gothic" w:eastAsia="Malgun Gothic" w:hAnsi="Malgun Gothic"/>
+          <w:sz w:val="22"/>
+          <w:szCs w:val="22"/>
+        </w:rPr>
+        <w:t xml:space="preserve">수백 건 한 번에: 권장 500행 이하, 상한 2000행. 500행 = ~12초.</w:t>
+      </w:r>
+    </w:p>
+    <w:p>
+      <w:pPr>
+        <w:pStyle w:val="ListParagraph"/>
+        <w:numPr>
+          <w:ilvl w:val="0"/>
+          <w:numId w:val="3"/>
+        </w:numPr>
+        <w:spacing w:after="60"/>
+      </w:pPr>
+      <w:r>
+        <w:rPr>
+          <w:rFonts w:ascii="Malgun Gothic" w:cs="Malgun Gothic" w:eastAsia="Malgun Gothic" w:hAnsi="Malgun Gothic"/>
+          <w:sz w:val="22"/>
+          <w:szCs w:val="22"/>
+        </w:rPr>
+        <w:t xml:space="preserve">다운로드: 「📥 Download Excel」 → 현재 필터된 결과만. 전체 백업이 아님.</w:t>
+      </w:r>
+    </w:p>
+    <w:p>
+      <w:pPr>
+        <w:pStyle w:val="Heading2"/>
+      </w:pPr>
+      <w:r>
+        <w:t xml:space="preserve">D.4 매출 / 매입 (/sales, /purchases)</w:t>
+      </w:r>
+    </w:p>
+    <w:p>
+      <w:pPr>
+        <w:spacing w:after="120"/>
+      </w:pPr>
+      <w:r>
+        <w:rPr>
+          <w:rFonts w:ascii="Malgun Gothic" w:cs="Malgun Gothic" w:eastAsia="Malgun Gothic" w:hAnsi="Malgun Gothic"/>
+          <w:sz w:val="22"/>
+          <w:szCs w:val="22"/>
+        </w:rPr>
+        <w:t xml:space="preserve">⚠️ 필수:</w:t>
+      </w:r>
+    </w:p>
+    <w:p>
+      <w:pPr>
+        <w:pStyle w:val="ListParagraph"/>
+        <w:numPr>
+          <w:ilvl w:val="0"/>
+          <w:numId w:val="3"/>
+        </w:numPr>
+        <w:spacing w:after="60"/>
+      </w:pPr>
+      <w:r>
+        <w:rPr>
+          <w:rFonts w:ascii="Malgun Gothic" w:cs="Malgun Gothic" w:eastAsia="Malgun Gothic" w:hAnsi="Malgun Gothic"/>
+          <w:sz w:val="22"/>
+          <w:szCs w:val="22"/>
+        </w:rPr>
+        <w:t xml:space="preserve">매출: `clientCode`, `projectCode`, 라인의 `itemCode`/`quantity`/`unitPrice`</w:t>
+      </w:r>
+    </w:p>
+    <w:p>
+      <w:pPr>
+        <w:pStyle w:val="ListParagraph"/>
+        <w:numPr>
+          <w:ilvl w:val="0"/>
+          <w:numId w:val="3"/>
+        </w:numPr>
+        <w:spacing w:after="60"/>
+      </w:pPr>
+      <w:r>
+        <w:rPr>
+          <w:rFonts w:ascii="Malgun Gothic" w:cs="Malgun Gothic" w:eastAsia="Malgun Gothic" w:hAnsi="Malgun Gothic"/>
+          <w:sz w:val="22"/>
+          <w:szCs w:val="22"/>
+        </w:rPr>
+        <w:t xml:space="preserve">매입: `supplierCode`, `projectCode`, 라인 정보</w:t>
+      </w:r>
+    </w:p>
+    <w:p>
+      <w:pPr>
+        <w:spacing w:after="120"/>
+      </w:pPr>
+      <w:r>
+        <w:rPr>
+          <w:rFonts w:ascii="Malgun Gothic" w:cs="Malgun Gothic" w:eastAsia="Malgun Gothic" w:hAnsi="Malgun Gothic"/>
+          <w:sz w:val="22"/>
+          <w:szCs w:val="22"/>
+        </w:rPr>
+        <w:t xml:space="preserve">⚠️ projectCode 는 회사 스코프. TV/VR 별로 같은 코드라도 다른 프로젝트. 현재 세션 회사의 프로젝트만 매칭 시도.</w:t>
+      </w:r>
+    </w:p>
+    <w:p>
+      <w:pPr>
+        <w:spacing w:after="120"/>
+      </w:pPr>
+      <w:r>
+        <w:rPr>
+          <w:rFonts w:ascii="Malgun Gothic" w:cs="Malgun Gothic" w:eastAsia="Malgun Gothic" w:hAnsi="Malgun Gothic"/>
+          <w:sz w:val="22"/>
+          <w:szCs w:val="22"/>
+        </w:rPr>
+        <w:t xml:space="preserve">⚠️ TRADE 매출 라인 = 재고 OUT 자동. 라인 S/N 검증 3중 적용 — 이미 출고된 SN, 활성 IT/TM 계약 SN 은 거절. ⚠️ 매입 라인 S/N 은 새로 입고. 이미 재고에 있는 SN 과 충돌 시 거절.</w:t>
+      </w:r>
+    </w:p>
+    <w:p>
+      <w:pPr>
+        <w:spacing w:after="120"/>
+      </w:pPr>
+      <w:r>
+        <w:rPr>
+          <w:rFonts w:ascii="Malgun Gothic" w:cs="Malgun Gothic" w:eastAsia="Malgun Gothic" w:hAnsi="Malgun Gothic"/>
+          <w:sz w:val="22"/>
+          <w:szCs w:val="22"/>
+        </w:rPr>
+        <w:t xml:space="preserve">💡 꿀팁:</w:t>
+      </w:r>
+    </w:p>
+    <w:p>
+      <w:pPr>
+        <w:pStyle w:val="ListParagraph"/>
+        <w:numPr>
+          <w:ilvl w:val="0"/>
+          <w:numId w:val="3"/>
+        </w:numPr>
+        <w:spacing w:after="60"/>
+      </w:pPr>
+      <w:r>
+        <w:rPr>
+          <w:rFonts w:ascii="Malgun Gothic" w:cs="Malgun Gothic" w:eastAsia="Malgun Gothic" w:hAnsi="Malgun Gothic"/>
+          <w:sz w:val="22"/>
+          <w:szCs w:val="22"/>
+        </w:rPr>
+        <w:t xml:space="preserve">외화 매출: `currency` 컬럼에 USD/KRW/JPY/CNY 입력 + `fxRate` 명시. VND 는 비워도 자동 1.0.</w:t>
+      </w:r>
+    </w:p>
+    <w:p>
+      <w:pPr>
+        <w:pStyle w:val="ListParagraph"/>
+        <w:numPr>
+          <w:ilvl w:val="0"/>
+          <w:numId w:val="3"/>
+        </w:numPr>
+        <w:spacing w:after="60"/>
+      </w:pPr>
+      <w:r>
+        <w:rPr>
+          <w:rFonts w:ascii="Malgun Gothic" w:cs="Malgun Gothic" w:eastAsia="Malgun Gothic" w:hAnsi="Malgun Gothic"/>
+          <w:sz w:val="22"/>
+          <w:szCs w:val="22"/>
+        </w:rPr>
+        <w:t xml:space="preserve">CALIBRATION 매출: 라인의 `certNumber/certDate/certPdf` 컬럼 채우면 고객 포탈 자동 노출.</w:t>
+      </w:r>
+    </w:p>
+    <w:p>
+      <w:pPr>
+        <w:pStyle w:val="ListParagraph"/>
+        <w:numPr>
+          <w:ilvl w:val="0"/>
+          <w:numId w:val="3"/>
+        </w:numPr>
+        <w:spacing w:after="60"/>
+      </w:pPr>
+      <w:r>
+        <w:rPr>
+          <w:rFonts w:ascii="Malgun Gothic" w:cs="Malgun Gothic" w:eastAsia="Malgun Gothic" w:hAnsi="Malgun Gothic"/>
+          <w:sz w:val="22"/>
+          <w:szCs w:val="22"/>
+        </w:rPr>
+        <w:t xml:space="preserve">부분 실패: 라인 1개라도 SN 거절되면 그 매출 헤더 자체 거절. 라인 단위 일부 성공은 없음.</w:t>
+      </w:r>
+    </w:p>
+    <w:p>
+      <w:pPr>
+        <w:pStyle w:val="Heading2"/>
+      </w:pPr>
+      <w:r>
+        <w:t xml:space="preserve">D.5 IT 계약 장비 (/rental/it-contracts/[id] → 일괄 업로드)</w:t>
+      </w:r>
+    </w:p>
+    <w:p>
+      <w:pPr>
+        <w:spacing w:after="120"/>
+      </w:pPr>
+      <w:r>
+        <w:rPr>
+          <w:rFonts w:ascii="Malgun Gothic" w:cs="Malgun Gothic" w:eastAsia="Malgun Gothic" w:hAnsi="Malgun Gothic"/>
+          <w:sz w:val="22"/>
+          <w:szCs w:val="22"/>
+        </w:rPr>
+        <w:t xml:space="preserve">장비 수백 대 한 번에 등록할 때.</w:t>
+      </w:r>
+    </w:p>
+    <w:p>
+      <w:pPr>
+        <w:spacing w:after="120"/>
+      </w:pPr>
+      <w:r>
+        <w:rPr>
+          <w:rFonts w:ascii="Malgun Gothic" w:cs="Malgun Gothic" w:eastAsia="Malgun Gothic" w:hAnsi="Malgun Gothic"/>
+          <w:sz w:val="22"/>
+          <w:szCs w:val="22"/>
+        </w:rPr>
+        <w:t xml:space="preserve">⚠️ 필수: serialNumber, itemCode. 그 외는 모두 옵션이지만 SNMP 자동수집 사용 시 deviceModel 권장.</w:t>
+      </w:r>
+    </w:p>
+    <w:p>
+      <w:pPr>
+        <w:spacing w:after="120"/>
+      </w:pPr>
+      <w:r>
+        <w:rPr>
+          <w:rFonts w:ascii="Malgun Gothic" w:cs="Malgun Gothic" w:eastAsia="Malgun Gothic" w:hAnsi="Malgun Gothic"/>
+          <w:sz w:val="22"/>
+          <w:szCs w:val="22"/>
+        </w:rPr>
+        <w:t xml:space="preserve">⚠️ STRICT 재고확인 — 자사 재고(InventoryItem)에 등록된 SN 만 통과. 외부 임대 장비는 직접 등록 화면에서 LOOSE 모드로 처리.</w:t>
+      </w:r>
+    </w:p>
+    <w:p>
+      <w:pPr>
+        <w:spacing w:after="120"/>
+      </w:pPr>
+      <w:r>
+        <w:rPr>
+          <w:rFonts w:ascii="Malgun Gothic" w:cs="Malgun Gothic" w:eastAsia="Malgun Gothic" w:hAnsi="Malgun Gothic"/>
+          <w:sz w:val="22"/>
+          <w:szCs w:val="22"/>
+        </w:rPr>
+        <w:t xml:space="preserve">💡 꿀팁:</w:t>
+      </w:r>
+    </w:p>
+    <w:p>
+      <w:pPr>
+        <w:pStyle w:val="ListParagraph"/>
+        <w:numPr>
+          <w:ilvl w:val="0"/>
+          <w:numId w:val="3"/>
+        </w:numPr>
+        <w:spacing w:after="60"/>
+      </w:pPr>
+      <w:r>
+        <w:rPr>
+          <w:rFonts w:ascii="Malgun Gothic" w:cs="Malgun Gothic" w:eastAsia="Malgun Gothic" w:hAnsi="Malgun Gothic"/>
+          <w:sz w:val="22"/>
+          <w:szCs w:val="22"/>
+        </w:rPr>
+        <w:t xml:space="preserve">SNMP 자동수집 활성화: `deviceModel` (예: `SAMSUNG_X7500`) 채우고 토큰 발급. `deviceIp` 는 비워도 됨 — 에이전트가 자동 스캔으로 채움.</w:t>
+      </w:r>
+    </w:p>
+    <w:p>
+      <w:pPr>
+        <w:pStyle w:val="ListParagraph"/>
+        <w:numPr>
+          <w:ilvl w:val="0"/>
+          <w:numId w:val="3"/>
+        </w:numPr>
+        <w:spacing w:after="60"/>
+      </w:pPr>
+      <w:r>
+        <w:rPr>
+          <w:rFonts w:ascii="Malgun Gothic" w:cs="Malgun Gothic" w:eastAsia="Malgun Gothic" w:hAnsi="Malgun Gothic"/>
+          <w:sz w:val="22"/>
+          <w:szCs w:val="22"/>
+        </w:rPr>
+        <w:t xml:space="preserve">resetAt 컬럼: 메인보드 교체 등 카운터 리셋 일자. 이후 청구 사용량 계산 시 prev 무시.</w:t>
+      </w:r>
+    </w:p>
+    <w:p>
+      <w:pPr>
+        <w:pStyle w:val="Heading2"/>
+      </w:pPr>
+      <w:r>
+        <w:t xml:space="preserve">D.6 TM 렌탈 / 재고 / AS</w:t>
+      </w:r>
+    </w:p>
+    <w:p>
+      <w:pPr>
+        <w:pStyle w:val="ListParagraph"/>
+        <w:numPr>
+          <w:ilvl w:val="0"/>
+          <w:numId w:val="3"/>
+        </w:numPr>
+        <w:spacing w:after="60"/>
+      </w:pPr>
+      <w:r>
+        <w:rPr>
+          <w:rFonts w:ascii="Malgun Gothic" w:cs="Malgun Gothic" w:eastAsia="Malgun Gothic" w:hAnsi="Malgun Gothic"/>
+          <w:sz w:val="22"/>
+          <w:szCs w:val="22"/>
+        </w:rPr>
+        <w:t xml:space="preserve">TM 렌탈 (`/rental/tm-rentals`): 라인 N개. 라인별 `startDate/endDate` 필수. 회수 시 endDate 변경 또는 별도 화면 처리.</w:t>
+      </w:r>
+    </w:p>
+    <w:p>
+      <w:pPr>
+        <w:pStyle w:val="ListParagraph"/>
+        <w:numPr>
+          <w:ilvl w:val="0"/>
+          <w:numId w:val="3"/>
+        </w:numPr>
+        <w:spacing w:after="60"/>
+      </w:pPr>
+      <w:r>
+        <w:rPr>
+          <w:rFonts w:ascii="Malgun Gothic" w:cs="Malgun Gothic" w:eastAsia="Malgun Gothic" w:hAnsi="Malgun Gothic"/>
+          <w:sz w:val="22"/>
+          <w:szCs w:val="22"/>
+        </w:rPr>
+        <w:t xml:space="preserve">재고 입출고 (`/inventory/transactions`): 일괄 등록 가능하지만 매입/매출/매입반품은 매입·매출 모듈에서만. 엑셀에 PURCHASE/SALE/RETURN_IN 사유 들어 있으면 무시되지 않고 거절.</w:t>
+      </w:r>
+    </w:p>
+    <w:p>
+      <w:pPr>
+        <w:pStyle w:val="ListParagraph"/>
+        <w:numPr>
+          <w:ilvl w:val="0"/>
+          <w:numId w:val="3"/>
+        </w:numPr>
+        <w:spacing w:after="60"/>
+      </w:pPr>
+      <w:r>
+        <w:rPr>
+          <w:rFonts w:ascii="Malgun Gothic" w:cs="Malgun Gothic" w:eastAsia="Malgun Gothic" w:hAnsi="Malgun Gothic"/>
+          <w:sz w:val="22"/>
+          <w:szCs w:val="22"/>
+        </w:rPr>
+        <w:t xml:space="preserve">AS 출동 자체는 일괄 업로드 미지원 (1건씩 등록). 출동 사진은 모바일에서 직접 업로드 (D.8).</w:t>
+      </w:r>
+    </w:p>
+    <w:p>
+      <w:pPr>
+        <w:pStyle w:val="Heading2"/>
+      </w:pPr>
+      <w:r>
+        <w:t xml:space="preserve">D.7 인사 (입사·퇴사·연차)</w:t>
+      </w:r>
+    </w:p>
+    <w:p>
+      <w:pPr>
+        <w:spacing w:after="120"/>
+      </w:pPr>
+      <w:r>
+        <w:rPr>
+          <w:rFonts w:ascii="Malgun Gothic" w:cs="Malgun Gothic" w:eastAsia="Malgun Gothic" w:hAnsi="Malgun Gothic"/>
+          <w:sz w:val="22"/>
+          <w:szCs w:val="22"/>
+        </w:rPr>
+        <w:t xml:space="preserve">⚠️ 입사/퇴사는 PDF 자동 발급이 핵심 — 엑셀 업로드는 거의 사용 안 함. 양식대로 폼에서 등록. ⚠️ 연차는 일자별 다중 등록 가능 — 같은 직원 같은 일자 중복 시 거절.</w:t>
+      </w:r>
+    </w:p>
+    <w:p>
+      <w:pPr>
+        <w:pStyle w:val="Heading2"/>
+      </w:pPr>
+      <w:r>
+        <w:t xml:space="preserve">D.8 사진 / 파일 업로드 (모바일·웹 공통)</w:t>
+      </w:r>
+    </w:p>
+    <w:p>
+      <w:pPr>
+        <w:pStyle w:val="ListParagraph"/>
+        <w:numPr>
+          <w:ilvl w:val="0"/>
+          <w:numId w:val="3"/>
+        </w:numPr>
+        <w:spacing w:after="60"/>
+      </w:pPr>
+      <w:r>
+        <w:rPr>
+          <w:rFonts w:ascii="Malgun Gothic" w:cs="Malgun Gothic" w:eastAsia="Malgun Gothic" w:hAnsi="Malgun Gothic"/>
+          <w:sz w:val="22"/>
+          <w:szCs w:val="22"/>
+        </w:rPr>
+        <w:t xml:space="preserve">AS 출동 미터 사진 — 모바일 카메라에서 즉시. JPEG 자동 압축 (~500KB 목표).</w:t>
+      </w:r>
+    </w:p>
+    <w:p>
+      <w:pPr>
+        <w:pStyle w:val="ListParagraph"/>
+        <w:numPr>
+          <w:ilvl w:val="0"/>
+          <w:numId w:val="3"/>
+        </w:numPr>
+        <w:spacing w:after="60"/>
+      </w:pPr>
+      <w:r>
+        <w:rPr>
+          <w:rFonts w:ascii="Malgun Gothic" w:cs="Malgun Gothic" w:eastAsia="Malgun Gothic" w:hAnsi="Malgun Gothic"/>
+          <w:sz w:val="22"/>
+          <w:szCs w:val="22"/>
+        </w:rPr>
+        <w:t xml:space="preserve">거래처 서명 — HTML5 Canvas → base64 PNG 저장. PDF 임베드용.</w:t>
+      </w:r>
+    </w:p>
+    <w:p>
+      <w:pPr>
+        <w:pStyle w:val="ListParagraph"/>
+        <w:numPr>
+          <w:ilvl w:val="0"/>
+          <w:numId w:val="3"/>
+        </w:numPr>
+        <w:spacing w:after="60"/>
+      </w:pPr>
+      <w:r>
+        <w:rPr>
+          <w:rFonts w:ascii="Malgun Gothic" w:cs="Malgun Gothic" w:eastAsia="Malgun Gothic" w:hAnsi="Malgun Gothic"/>
+          <w:sz w:val="22"/>
+          <w:szCs w:val="22"/>
+        </w:rPr>
+        <w:t xml:space="preserve">계측기 교정 성적서 PDF — 매출 등록 시 라인의 `certPdf` 첨부. 고객 포탈 다운로드 대상.</w:t>
+      </w:r>
+    </w:p>
+    <w:p>
+      <w:pPr>
+        <w:pStyle w:val="ListParagraph"/>
+        <w:numPr>
+          <w:ilvl w:val="0"/>
+          <w:numId w:val="3"/>
+        </w:numPr>
+        <w:spacing w:after="60"/>
+      </w:pPr>
+      <w:r>
+        <w:rPr>
+          <w:rFonts w:ascii="Malgun Gothic" w:cs="Malgun Gothic" w:eastAsia="Malgun Gothic" w:hAnsi="Malgun Gothic"/>
+          <w:sz w:val="22"/>
+          <w:szCs w:val="22"/>
+        </w:rPr>
+        <w:t xml:space="preserve">개인사진/신분증 — `idCardPhotoUrl` 컬럼. 회사 정책상 권한 있는 인사 담당자만 다운로드.</w:t>
+      </w:r>
+    </w:p>
+    <w:p>
+      <w:pPr>
+        <w:spacing w:after="120"/>
+      </w:pPr>
+      <w:r>
+        <w:rPr>
+          <w:rFonts w:ascii="Malgun Gothic" w:cs="Malgun Gothic" w:eastAsia="Malgun Gothic" w:hAnsi="Malgun Gothic"/>
+          <w:sz w:val="22"/>
+          <w:szCs w:val="22"/>
+        </w:rPr>
+        <w:t xml:space="preserve">⚠️ 파일 크기: 단일 파일 10MB 이내 권장. 그 이상은 압축 후 업로드 (브라우저 멈춤 위험). ⚠️ 포맷: JPEG/PNG/PDF 만. HEIC(아이폰 기본)는 자동 변환 안 됨 — 폰 카메라 설정에서 「가장 호환 가능한 형식」 선택 권장. 💡 꿀팁: 모바일에서 사진 찍고 바로 첨부하면 자동 회전·압축 처리. PC 에서 다른 폴더 거쳐 올리면 회전 메타데이터 사라질 수 있음.</w:t>
+      </w:r>
+    </w:p>
+    <w:p>
+      <w:pPr>
+        <w:pStyle w:val="Heading2"/>
+      </w:pPr>
+      <w:r>
+        <w:t xml:space="preserve">D.9 다운로드 — 자주 쓰는 패턴</w:t>
+      </w:r>
+    </w:p>
+    <w:tbl>
+      <w:tblPr>
+        <w:tblW w:type="dxa" w:w="9026"/>
+        <w:tblBorders>
+          <w:top w:val="single" w:color="auto" w:sz="4"/>
+          <w:left w:val="single" w:color="auto" w:sz="4"/>
+          <w:bottom w:val="single" w:color="auto" w:sz="4"/>
+          <w:right w:val="single" w:color="auto" w:sz="4"/>
+          <w:insideH w:val="single" w:color="auto" w:sz="4"/>
+          <w:insideV w:val="single" w:color="auto" w:sz="4"/>
+        </w:tblBorders>
+      </w:tblPr>
+      <w:tblGrid>
+        <w:gridCol w:w="3008"/>
+        <w:gridCol w:w="3008"/>
+        <w:gridCol w:w="3010"/>
+      </w:tblGrid>
+      <w:tr>
+        <w:trPr>
+          <w:tblHeader/>
+        </w:trPr>
+        <w:tc>
+          <w:tcPr>
+            <w:tcW w:type="dxa" w:w="3008"/>
+            <w:tcBorders>
+              <w:top w:val="single" w:color="D5D8DC" w:sz="1"/>
+              <w:left w:val="single" w:color="D5D8DC" w:sz="1"/>
+              <w:bottom w:val="single" w:color="D5D8DC" w:sz="1"/>
+              <w:right w:val="single" w:color="D5D8DC" w:sz="1"/>
+            </w:tcBorders>
+            <w:shd w:fill="1B4F72" w:val="clear"/>
+            <w:tcMar>
+              <w:top w:type="dxa" w:w="60"/>
+              <w:left w:type="dxa" w:w="100"/>
+              <w:bottom w:type="dxa" w:w="60"/>
+              <w:right w:type="dxa" w:w="100"/>
+            </w:tcMar>
+            <w:vAlign w:val="center"/>
+          </w:tcPr>
+          <w:p>
+            <w:pPr>
+              <w:jc w:val="center"/>
+            </w:pPr>
+            <w:r>
+              <w:rPr>
+                <w:rFonts w:ascii="Malgun Gothic" w:cs="Malgun Gothic" w:eastAsia="Malgun Gothic" w:hAnsi="Malgun Gothic"/>
+                <w:b/>
+                <w:bCs/>
+                <w:color w:val="FFFFFF"/>
+                <w:sz w:val="20"/>
+                <w:szCs w:val="20"/>
+              </w:rPr>
+              <w:t xml:space="preserve">다운로드</w:t>
+            </w:r>
+          </w:p>
+        </w:tc>
+        <w:tc>
+          <w:tcPr>
+            <w:tcW w:type="dxa" w:w="3008"/>
+            <w:tcBorders>
+              <w:top w:val="single" w:color="D5D8DC" w:sz="1"/>
+              <w:left w:val="single" w:color="D5D8DC" w:sz="1"/>
+              <w:bottom w:val="single" w:color="D5D8DC" w:sz="1"/>
+              <w:right w:val="single" w:color="D5D8DC" w:sz="1"/>
+            </w:tcBorders>
+            <w:shd w:fill="1B4F72" w:val="clear"/>
+            <w:tcMar>
+              <w:top w:type="dxa" w:w="60"/>
+              <w:left w:type="dxa" w:w="100"/>
+              <w:bottom w:type="dxa" w:w="60"/>
+              <w:right w:type="dxa" w:w="100"/>
+            </w:tcMar>
+            <w:vAlign w:val="center"/>
+          </w:tcPr>
+          <w:p>
+            <w:pPr>
+              <w:jc w:val="center"/>
+            </w:pPr>
+            <w:r>
+              <w:rPr>
+                <w:rFonts w:ascii="Malgun Gothic" w:cs="Malgun Gothic" w:eastAsia="Malgun Gothic" w:hAnsi="Malgun Gothic"/>
+                <w:b/>
+                <w:bCs/>
+                <w:color w:val="FFFFFF"/>
+                <w:sz w:val="20"/>
+                <w:szCs w:val="20"/>
+              </w:rPr>
+              <w:t xml:space="preserve">위치</w:t>
+            </w:r>
+          </w:p>
+        </w:tc>
+        <w:tc>
+          <w:tcPr>
+            <w:tcW w:type="dxa" w:w="3010"/>
+            <w:tcBorders>
+              <w:top w:val="single" w:color="D5D8DC" w:sz="1"/>
+              <w:left w:val="single" w:color="D5D8DC" w:sz="1"/>
+              <w:bottom w:val="single" w:color="D5D8DC" w:sz="1"/>
+              <w:right w:val="single" w:color="D5D8DC" w:sz="1"/>
+            </w:tcBorders>
+            <w:shd w:fill="1B4F72" w:val="clear"/>
+            <w:tcMar>
+              <w:top w:type="dxa" w:w="60"/>
+              <w:left w:type="dxa" w:w="100"/>
+              <w:bottom w:type="dxa" w:w="60"/>
+              <w:right w:type="dxa" w:w="100"/>
+            </w:tcMar>
+            <w:vAlign w:val="center"/>
+          </w:tcPr>
+          <w:p>
+            <w:pPr>
+              <w:jc w:val="center"/>
+            </w:pPr>
+            <w:r>
+              <w:rPr>
+                <w:rFonts w:ascii="Malgun Gothic" w:cs="Malgun Gothic" w:eastAsia="Malgun Gothic" w:hAnsi="Malgun Gothic"/>
+                <w:b/>
+                <w:bCs/>
+                <w:color w:val="FFFFFF"/>
+                <w:sz w:val="20"/>
+                <w:szCs w:val="20"/>
+              </w:rPr>
+              <w:t xml:space="preserve">비고</w:t>
+            </w:r>
+          </w:p>
+        </w:tc>
+      </w:tr>
+      <w:tr>
+        <w:tc>
+          <w:tcPr>
+            <w:tcW w:type="dxa" w:w="3008"/>
+            <w:tcBorders>
+              <w:top w:val="single" w:color="D5D8DC" w:sz="1"/>
+              <w:left w:val="single" w:color="D5D8DC" w:sz="1"/>
+              <w:bottom w:val="single" w:color="D5D8DC" w:sz="1"/>
+              <w:right w:val="single" w:color="D5D8DC" w:sz="1"/>
+            </w:tcBorders>
+            <w:tcMar>
+              <w:top w:type="dxa" w:w="60"/>
+              <w:left w:type="dxa" w:w="100"/>
+              <w:bottom w:type="dxa" w:w="60"/>
+              <w:right w:type="dxa" w:w="100"/>
+            </w:tcMar>
+          </w:tcPr>
+          <w:p>
+            <w:r>
+              <w:rPr>
+                <w:rFonts w:ascii="Malgun Gothic" w:cs="Malgun Gothic" w:eastAsia="Malgun Gothic" w:hAnsi="Malgun Gothic"/>
+                <w:sz w:val="20"/>
+                <w:szCs w:val="20"/>
+              </w:rPr>
+              <w:t xml:space="preserve">매출 / 매입 / 거래처 / 품목 엑셀</w:t>
+            </w:r>
+          </w:p>
+        </w:tc>
+        <w:tc>
+          <w:tcPr>
+            <w:tcW w:type="dxa" w:w="3008"/>
+            <w:tcBorders>
+              <w:top w:val="single" w:color="D5D8DC" w:sz="1"/>
+              <w:left w:val="single" w:color="D5D8DC" w:sz="1"/>
+              <w:bottom w:val="single" w:color="D5D8DC" w:sz="1"/>
+              <w:right w:val="single" w:color="D5D8DC" w:sz="1"/>
+            </w:tcBorders>
+            <w:tcMar>
+              <w:top w:type="dxa" w:w="60"/>
+              <w:left w:type="dxa" w:w="100"/>
+              <w:bottom w:type="dxa" w:w="60"/>
+              <w:right w:type="dxa" w:w="100"/>
+            </w:tcMar>
+          </w:tcPr>
+          <w:p>
+            <w:r>
+              <w:rPr>
+                <w:rFonts w:ascii="Malgun Gothic" w:cs="Malgun Gothic" w:eastAsia="Malgun Gothic" w:hAnsi="Malgun Gothic"/>
+                <w:sz w:val="20"/>
+                <w:szCs w:val="20"/>
+              </w:rPr>
+              <w:t xml:space="preserve">각 리스트 화면 우상단 「📥 Download Excel」</w:t>
+            </w:r>
+          </w:p>
+        </w:tc>
+        <w:tc>
+          <w:tcPr>
+            <w:tcW w:type="dxa" w:w="3010"/>
+            <w:tcBorders>
+              <w:top w:val="single" w:color="D5D8DC" w:sz="1"/>
+              <w:left w:val="single" w:color="D5D8DC" w:sz="1"/>
+              <w:bottom w:val="single" w:color="D5D8DC" w:sz="1"/>
+              <w:right w:val="single" w:color="D5D8DC" w:sz="1"/>
+            </w:tcBorders>
+            <w:tcMar>
+              <w:top w:type="dxa" w:w="60"/>
+              <w:left w:type="dxa" w:w="100"/>
+              <w:bottom w:type="dxa" w:w="60"/>
+              <w:right w:type="dxa" w:w="100"/>
+            </w:tcMar>
+          </w:tcPr>
+          <w:p>
+            <w:r>
+              <w:rPr>
+                <w:rFonts w:ascii="Malgun Gothic" w:cs="Malgun Gothic" w:eastAsia="Malgun Gothic" w:hAnsi="Malgun Gothic"/>
+                <w:sz w:val="20"/>
+                <w:szCs w:val="20"/>
+              </w:rPr>
+              <w:t xml:space="preserve">현재 화면 필터·검색 결과만</w:t>
+            </w:r>
+          </w:p>
+        </w:tc>
+      </w:tr>
+      <w:tr>
+        <w:tc>
+          <w:tcPr>
+            <w:tcW w:type="dxa" w:w="3008"/>
+            <w:tcBorders>
+              <w:top w:val="single" w:color="D5D8DC" w:sz="1"/>
+              <w:left w:val="single" w:color="D5D8DC" w:sz="1"/>
+              <w:bottom w:val="single" w:color="D5D8DC" w:sz="1"/>
+              <w:right w:val="single" w:color="D5D8DC" w:sz="1"/>
+            </w:tcBorders>
+            <w:shd w:fill="F8F9FA" w:val="clear"/>
+            <w:tcMar>
+              <w:top w:type="dxa" w:w="60"/>
+              <w:left w:type="dxa" w:w="100"/>
+              <w:bottom w:type="dxa" w:w="60"/>
+              <w:right w:type="dxa" w:w="100"/>
+            </w:tcMar>
+          </w:tcPr>
+          <w:p>
+            <w:r>
+              <w:rPr>
+                <w:rFonts w:ascii="Malgun Gothic" w:cs="Malgun Gothic" w:eastAsia="Malgun Gothic" w:hAnsi="Malgun Gothic"/>
+                <w:sz w:val="20"/>
+                <w:szCs w:val="20"/>
+              </w:rPr>
+              <w:t xml:space="preserve">사용량 확인서 PDF</w:t>
+            </w:r>
+          </w:p>
+        </w:tc>
+        <w:tc>
+          <w:tcPr>
+            <w:tcW w:type="dxa" w:w="3008"/>
+            <w:tcBorders>
+              <w:top w:val="single" w:color="D5D8DC" w:sz="1"/>
+              <w:left w:val="single" w:color="D5D8DC" w:sz="1"/>
+              <w:bottom w:val="single" w:color="D5D8DC" w:sz="1"/>
+              <w:right w:val="single" w:color="D5D8DC" w:sz="1"/>
+            </w:tcBorders>
+            <w:shd w:fill="F8F9FA" w:val="clear"/>
+            <w:tcMar>
+              <w:top w:type="dxa" w:w="60"/>
+              <w:left w:type="dxa" w:w="100"/>
+              <w:bottom w:type="dxa" w:w="60"/>
+              <w:right w:type="dxa" w:w="100"/>
+            </w:tcMar>
+          </w:tcPr>
+          <w:p>
+            <w:r>
+              <w:rPr>
+                <w:rFonts w:ascii="Malgun Gothic" w:cs="Malgun Gothic" w:eastAsia="Malgun Gothic" w:hAnsi="Malgun Gothic"/>
+                <w:sz w:val="20"/>
+                <w:szCs w:val="20"/>
+              </w:rPr>
+              <w:t xml:space="preserve">`/admin/usage-confirmations` 행의 「📄 PDF」</w:t>
+            </w:r>
+          </w:p>
+        </w:tc>
+        <w:tc>
+          <w:tcPr>
+            <w:tcW w:type="dxa" w:w="3010"/>
+            <w:tcBorders>
+              <w:top w:val="single" w:color="D5D8DC" w:sz="1"/>
+              <w:left w:val="single" w:color="D5D8DC" w:sz="1"/>
+              <w:bottom w:val="single" w:color="D5D8DC" w:sz="1"/>
+              <w:right w:val="single" w:color="D5D8DC" w:sz="1"/>
+            </w:tcBorders>
+            <w:shd w:fill="F8F9FA" w:val="clear"/>
+            <w:tcMar>
+              <w:top w:type="dxa" w:w="60"/>
+              <w:left w:type="dxa" w:w="100"/>
+              <w:bottom w:type="dxa" w:w="60"/>
+              <w:right w:type="dxa" w:w="100"/>
+            </w:tcMar>
+          </w:tcPr>
+          <w:p>
+            <w:r>
+              <w:rPr>
+                <w:rFonts w:ascii="Malgun Gothic" w:cs="Malgun Gothic" w:eastAsia="Malgun Gothic" w:hAnsi="Malgun Gothic"/>
+                <w:sz w:val="20"/>
+                <w:szCs w:val="20"/>
+              </w:rPr>
+              <w:t xml:space="preserve">pdf-lib 생성, Noto Sans CJK 임베드</w:t>
+            </w:r>
+          </w:p>
+        </w:tc>
+      </w:tr>
+      <w:tr>
+        <w:tc>
+          <w:tcPr>
+            <w:tcW w:type="dxa" w:w="3008"/>
+            <w:tcBorders>
+              <w:top w:val="single" w:color="D5D8DC" w:sz="1"/>
+              <w:left w:val="single" w:color="D5D8DC" w:sz="1"/>
+              <w:bottom w:val="single" w:color="D5D8DC" w:sz="1"/>
+              <w:right w:val="single" w:color="D5D8DC" w:sz="1"/>
+            </w:tcBorders>
+            <w:tcMar>
+              <w:top w:type="dxa" w:w="60"/>
+              <w:left w:type="dxa" w:w="100"/>
+              <w:bottom w:type="dxa" w:w="60"/>
+              <w:right w:type="dxa" w:w="100"/>
+            </w:tcMar>
+          </w:tcPr>
+          <w:p>
+            <w:r>
+              <w:rPr>
+                <w:rFonts w:ascii="Malgun Gothic" w:cs="Malgun Gothic" w:eastAsia="Malgun Gothic" w:hAnsi="Malgun Gothic"/>
+                <w:sz w:val="20"/>
+                <w:szCs w:val="20"/>
+              </w:rPr>
+              <w:t xml:space="preserve">AS 출동 사진</w:t>
+            </w:r>
+          </w:p>
+        </w:tc>
+        <w:tc>
+          <w:tcPr>
+            <w:tcW w:type="dxa" w:w="3008"/>
+            <w:tcBorders>
+              <w:top w:val="single" w:color="D5D8DC" w:sz="1"/>
+              <w:left w:val="single" w:color="D5D8DC" w:sz="1"/>
+              <w:bottom w:val="single" w:color="D5D8DC" w:sz="1"/>
+              <w:right w:val="single" w:color="D5D8DC" w:sz="1"/>
+            </w:tcBorders>
+            <w:tcMar>
+              <w:top w:type="dxa" w:w="60"/>
+              <w:left w:type="dxa" w:w="100"/>
+              <w:bottom w:type="dxa" w:w="60"/>
+              <w:right w:type="dxa" w:w="100"/>
+            </w:tcMar>
+          </w:tcPr>
+          <w:p>
+            <w:r>
+              <w:rPr>
+                <w:rFonts w:ascii="Malgun Gothic" w:cs="Malgun Gothic" w:eastAsia="Malgun Gothic" w:hAnsi="Malgun Gothic"/>
+                <w:sz w:val="20"/>
+                <w:szCs w:val="20"/>
+              </w:rPr>
+              <w:t xml:space="preserve">출동 상세 → 사진 카드 → 우클릭 저장</w:t>
+            </w:r>
+          </w:p>
+        </w:tc>
+        <w:tc>
+          <w:tcPr>
+            <w:tcW w:type="dxa" w:w="3010"/>
+            <w:tcBorders>
+              <w:top w:val="single" w:color="D5D8DC" w:sz="1"/>
+              <w:left w:val="single" w:color="D5D8DC" w:sz="1"/>
+              <w:bottom w:val="single" w:color="D5D8DC" w:sz="1"/>
+              <w:right w:val="single" w:color="D5D8DC" w:sz="1"/>
+            </w:tcBorders>
+            <w:tcMar>
+              <w:top w:type="dxa" w:w="60"/>
+              <w:left w:type="dxa" w:w="100"/>
+              <w:bottom w:type="dxa" w:w="60"/>
+              <w:right w:type="dxa" w:w="100"/>
+            </w:tcMar>
+          </w:tcPr>
+          <w:p>
+            <w:r>
+              <w:rPr>
+                <w:rFonts w:ascii="Malgun Gothic" w:cs="Malgun Gothic" w:eastAsia="Malgun Gothic" w:hAnsi="Malgun Gothic"/>
+                <w:sz w:val="20"/>
+                <w:szCs w:val="20"/>
+              </w:rPr>
+              <w:t xml:space="preserve">다중 다운로드는 미지원</w:t>
+            </w:r>
+          </w:p>
+        </w:tc>
+      </w:tr>
+      <w:tr>
+        <w:tc>
+          <w:tcPr>
+            <w:tcW w:type="dxa" w:w="3008"/>
+            <w:tcBorders>
+              <w:top w:val="single" w:color="D5D8DC" w:sz="1"/>
+              <w:left w:val="single" w:color="D5D8DC" w:sz="1"/>
+              <w:bottom w:val="single" w:color="D5D8DC" w:sz="1"/>
+              <w:right w:val="single" w:color="D5D8DC" w:sz="1"/>
+            </w:tcBorders>
+            <w:shd w:fill="F8F9FA" w:val="clear"/>
+            <w:tcMar>
+              <w:top w:type="dxa" w:w="60"/>
+              <w:left w:type="dxa" w:w="100"/>
+              <w:bottom w:type="dxa" w:w="60"/>
+              <w:right w:type="dxa" w:w="100"/>
+            </w:tcMar>
+          </w:tcPr>
+          <w:p>
+            <w:r>
+              <w:rPr>
+                <w:rFonts w:ascii="Malgun Gothic" w:cs="Malgun Gothic" w:eastAsia="Malgun Gothic" w:hAnsi="Malgun Gothic"/>
+                <w:sz w:val="20"/>
+                <w:szCs w:val="20"/>
+              </w:rPr>
+              <w:t xml:space="preserve">교정 성적서</w:t>
+            </w:r>
+          </w:p>
+        </w:tc>
+        <w:tc>
+          <w:tcPr>
+            <w:tcW w:type="dxa" w:w="3008"/>
+            <w:tcBorders>
+              <w:top w:val="single" w:color="D5D8DC" w:sz="1"/>
+              <w:left w:val="single" w:color="D5D8DC" w:sz="1"/>
+              <w:bottom w:val="single" w:color="D5D8DC" w:sz="1"/>
+              <w:right w:val="single" w:color="D5D8DC" w:sz="1"/>
+            </w:tcBorders>
+            <w:shd w:fill="F8F9FA" w:val="clear"/>
+            <w:tcMar>
+              <w:top w:type="dxa" w:w="60"/>
+              <w:left w:type="dxa" w:w="100"/>
+              <w:bottom w:type="dxa" w:w="60"/>
+              <w:right w:type="dxa" w:w="100"/>
+            </w:tcMar>
+          </w:tcPr>
+          <w:p>
+            <w:r>
+              <w:rPr>
+                <w:rFonts w:ascii="Malgun Gothic" w:cs="Malgun Gothic" w:eastAsia="Malgun Gothic" w:hAnsi="Malgun Gothic"/>
+                <w:sz w:val="20"/>
+                <w:szCs w:val="20"/>
+              </w:rPr>
+              <w:t xml:space="preserve">매출 라인 → 인증서 카드 → 다운로드</w:t>
+            </w:r>
+          </w:p>
+        </w:tc>
+        <w:tc>
+          <w:tcPr>
+            <w:tcW w:type="dxa" w:w="3010"/>
+            <w:tcBorders>
+              <w:top w:val="single" w:color="D5D8DC" w:sz="1"/>
+              <w:left w:val="single" w:color="D5D8DC" w:sz="1"/>
+              <w:bottom w:val="single" w:color="D5D8DC" w:sz="1"/>
+              <w:right w:val="single" w:color="D5D8DC" w:sz="1"/>
+            </w:tcBorders>
+            <w:shd w:fill="F8F9FA" w:val="clear"/>
+            <w:tcMar>
+              <w:top w:type="dxa" w:w="60"/>
+              <w:left w:type="dxa" w:w="100"/>
+              <w:bottom w:type="dxa" w:w="60"/>
+              <w:right w:type="dxa" w:w="100"/>
+            </w:tcMar>
+          </w:tcPr>
+          <w:p>
+            <w:r>
+              <w:rPr>
+                <w:rFonts w:ascii="Malgun Gothic" w:cs="Malgun Gothic" w:eastAsia="Malgun Gothic" w:hAnsi="Malgun Gothic"/>
+                <w:sz w:val="20"/>
+                <w:szCs w:val="20"/>
+              </w:rPr>
+              <w:t xml:space="preserve">고객 포탈에서도 같은 파일</w:t>
+            </w:r>
+          </w:p>
+        </w:tc>
+      </w:tr>
+      <w:tr>
+        <w:tc>
+          <w:tcPr>
+            <w:tcW w:type="dxa" w:w="3008"/>
+            <w:tcBorders>
+              <w:top w:val="single" w:color="D5D8DC" w:sz="1"/>
+              <w:left w:val="single" w:color="D5D8DC" w:sz="1"/>
+              <w:bottom w:val="single" w:color="D5D8DC" w:sz="1"/>
+              <w:right w:val="single" w:color="D5D8DC" w:sz="1"/>
+            </w:tcBorders>
+            <w:tcMar>
+              <w:top w:type="dxa" w:w="60"/>
+              <w:left w:type="dxa" w:w="100"/>
+              <w:bottom w:type="dxa" w:w="60"/>
+              <w:right w:type="dxa" w:w="100"/>
+            </w:tcMar>
+          </w:tcPr>
+          <w:p>
+            <w:r>
+              <w:rPr>
+                <w:rFonts w:ascii="Malgun Gothic" w:cs="Malgun Gothic" w:eastAsia="Malgun Gothic" w:hAnsi="Malgun Gothic"/>
+                <w:sz w:val="20"/>
+                <w:szCs w:val="20"/>
+              </w:rPr>
+              <w:t xml:space="preserve">QR 라벨 시트</w:t>
+            </w:r>
+          </w:p>
+        </w:tc>
+        <w:tc>
+          <w:tcPr>
+            <w:tcW w:type="dxa" w:w="3008"/>
+            <w:tcBorders>
+              <w:top w:val="single" w:color="D5D8DC" w:sz="1"/>
+              <w:left w:val="single" w:color="D5D8DC" w:sz="1"/>
+              <w:bottom w:val="single" w:color="D5D8DC" w:sz="1"/>
+              <w:right w:val="single" w:color="D5D8DC" w:sz="1"/>
+            </w:tcBorders>
+            <w:tcMar>
+              <w:top w:type="dxa" w:w="60"/>
+              <w:left w:type="dxa" w:w="100"/>
+              <w:bottom w:type="dxa" w:w="60"/>
+              <w:right w:type="dxa" w:w="100"/>
+            </w:tcMar>
+          </w:tcPr>
+          <w:p>
+            <w:r>
+              <w:rPr>
+                <w:rFonts w:ascii="Malgun Gothic" w:cs="Malgun Gothic" w:eastAsia="Malgun Gothic" w:hAnsi="Malgun Gothic"/>
+                <w:sz w:val="20"/>
+                <w:szCs w:val="20"/>
+              </w:rPr>
+              <w:t xml:space="preserve">`/inventory/labels` → 「인쇄 / Print」</w:t>
+            </w:r>
+          </w:p>
+        </w:tc>
+        <w:tc>
+          <w:tcPr>
+            <w:tcW w:type="dxa" w:w="3010"/>
+            <w:tcBorders>
+              <w:top w:val="single" w:color="D5D8DC" w:sz="1"/>
+              <w:left w:val="single" w:color="D5D8DC" w:sz="1"/>
+              <w:bottom w:val="single" w:color="D5D8DC" w:sz="1"/>
+              <w:right w:val="single" w:color="D5D8DC" w:sz="1"/>
+            </w:tcBorders>
+            <w:tcMar>
+              <w:top w:type="dxa" w:w="60"/>
+              <w:left w:type="dxa" w:w="100"/>
+              <w:bottom w:type="dxa" w:w="60"/>
+              <w:right w:type="dxa" w:w="100"/>
+            </w:tcMar>
+          </w:tcPr>
+          <w:p>
+            <w:r>
+              <w:rPr>
+                <w:rFonts w:ascii="Malgun Gothic" w:cs="Malgun Gothic" w:eastAsia="Malgun Gothic" w:hAnsi="Malgun Gothic"/>
+                <w:sz w:val="20"/>
+                <w:szCs w:val="20"/>
+              </w:rPr>
+              <w:t xml:space="preserve">A4 시트, 매입 ID 동반 시 헤더 자동</w:t>
+            </w:r>
+          </w:p>
+        </w:tc>
+      </w:tr>
+      <w:tr>
+        <w:tc>
+          <w:tcPr>
+            <w:tcW w:type="dxa" w:w="3008"/>
+            <w:tcBorders>
+              <w:top w:val="single" w:color="D5D8DC" w:sz="1"/>
+              <w:left w:val="single" w:color="D5D8DC" w:sz="1"/>
+              <w:bottom w:val="single" w:color="D5D8DC" w:sz="1"/>
+              <w:right w:val="single" w:color="D5D8DC" w:sz="1"/>
+            </w:tcBorders>
+            <w:shd w:fill="F8F9FA" w:val="clear"/>
+            <w:tcMar>
+              <w:top w:type="dxa" w:w="60"/>
+              <w:left w:type="dxa" w:w="100"/>
+              <w:bottom w:type="dxa" w:w="60"/>
+              <w:right w:type="dxa" w:w="100"/>
+            </w:tcMar>
+          </w:tcPr>
+          <w:p>
+            <w:r>
+              <w:rPr>
+                <w:rFonts w:ascii="Malgun Gothic" w:cs="Malgun Gothic" w:eastAsia="Malgun Gothic" w:hAnsi="Malgun Gothic"/>
+                <w:sz w:val="20"/>
+                <w:szCs w:val="20"/>
+              </w:rPr>
+              <w:t xml:space="preserve">적정율 리포트</w:t>
+            </w:r>
+          </w:p>
+        </w:tc>
+        <w:tc>
+          <w:tcPr>
+            <w:tcW w:type="dxa" w:w="3008"/>
+            <w:tcBorders>
+              <w:top w:val="single" w:color="D5D8DC" w:sz="1"/>
+              <w:left w:val="single" w:color="D5D8DC" w:sz="1"/>
+              <w:bottom w:val="single" w:color="D5D8DC" w:sz="1"/>
+              <w:right w:val="single" w:color="D5D8DC" w:sz="1"/>
+            </w:tcBorders>
+            <w:shd w:fill="F8F9FA" w:val="clear"/>
+            <w:tcMar>
+              <w:top w:type="dxa" w:w="60"/>
+              <w:left w:type="dxa" w:w="100"/>
+              <w:bottom w:type="dxa" w:w="60"/>
+              <w:right w:type="dxa" w:w="100"/>
+            </w:tcMar>
+          </w:tcPr>
+          <w:p>
+            <w:r>
+              <w:rPr>
+                <w:rFonts w:ascii="Malgun Gothic" w:cs="Malgun Gothic" w:eastAsia="Malgun Gothic" w:hAnsi="Malgun Gothic"/>
+                <w:sz w:val="20"/>
+                <w:szCs w:val="20"/>
+              </w:rPr>
+              <w:t xml:space="preserve">`/admin/yield-analysis` → (CSV/엑셀 향후 추가)</w:t>
+            </w:r>
+          </w:p>
+        </w:tc>
+        <w:tc>
+          <w:tcPr>
+            <w:tcW w:type="dxa" w:w="3010"/>
+            <w:tcBorders>
+              <w:top w:val="single" w:color="D5D8DC" w:sz="1"/>
+              <w:left w:val="single" w:color="D5D8DC" w:sz="1"/>
+              <w:bottom w:val="single" w:color="D5D8DC" w:sz="1"/>
+              <w:right w:val="single" w:color="D5D8DC" w:sz="1"/>
+            </w:tcBorders>
+            <w:shd w:fill="F8F9FA" w:val="clear"/>
+            <w:tcMar>
+              <w:top w:type="dxa" w:w="60"/>
+              <w:left w:type="dxa" w:w="100"/>
+              <w:bottom w:type="dxa" w:w="60"/>
+              <w:right w:type="dxa" w:w="100"/>
+            </w:tcMar>
+          </w:tcPr>
+          <w:p>
+            <w:r>
+              <w:rPr>
+                <w:rFonts w:ascii="Malgun Gothic" w:cs="Malgun Gothic" w:eastAsia="Malgun Gothic" w:hAnsi="Malgun Gothic"/>
+                <w:sz w:val="20"/>
+                <w:szCs w:val="20"/>
+              </w:rPr>
+              <w:t xml:space="preserve">현재는 화면 표만</w:t>
+            </w:r>
+          </w:p>
+        </w:tc>
+      </w:tr>
+      <w:tr>
+        <w:tc>
+          <w:tcPr>
+            <w:tcW w:type="dxa" w:w="3008"/>
+            <w:tcBorders>
+              <w:top w:val="single" w:color="D5D8DC" w:sz="1"/>
+              <w:left w:val="single" w:color="D5D8DC" w:sz="1"/>
+              <w:bottom w:val="single" w:color="D5D8DC" w:sz="1"/>
+              <w:right w:val="single" w:color="D5D8DC" w:sz="1"/>
+            </w:tcBorders>
+            <w:tcMar>
+              <w:top w:type="dxa" w:w="60"/>
+              <w:left w:type="dxa" w:w="100"/>
+              <w:bottom w:type="dxa" w:w="60"/>
+              <w:right w:type="dxa" w:w="100"/>
+            </w:tcMar>
+          </w:tcPr>
+          <w:p>
+            <w:r>
+              <w:rPr>
+                <w:rFonts w:ascii="Malgun Gothic" w:cs="Malgun Gothic" w:eastAsia="Malgun Gothic" w:hAnsi="Malgun Gothic"/>
+                <w:sz w:val="20"/>
+                <w:szCs w:val="20"/>
+              </w:rPr>
+              <w:t xml:space="preserve">감사로그</w:t>
+            </w:r>
+          </w:p>
+        </w:tc>
+        <w:tc>
+          <w:tcPr>
+            <w:tcW w:type="dxa" w:w="3008"/>
+            <w:tcBorders>
+              <w:top w:val="single" w:color="D5D8DC" w:sz="1"/>
+              <w:left w:val="single" w:color="D5D8DC" w:sz="1"/>
+              <w:bottom w:val="single" w:color="D5D8DC" w:sz="1"/>
+              <w:right w:val="single" w:color="D5D8DC" w:sz="1"/>
+            </w:tcBorders>
+            <w:tcMar>
+              <w:top w:type="dxa" w:w="60"/>
+              <w:left w:type="dxa" w:w="100"/>
+              <w:bottom w:type="dxa" w:w="60"/>
+              <w:right w:type="dxa" w:w="100"/>
+            </w:tcMar>
+          </w:tcPr>
+          <w:p>
+            <w:r>
+              <w:rPr>
+                <w:rFonts w:ascii="Malgun Gothic" w:cs="Malgun Gothic" w:eastAsia="Malgun Gothic" w:hAnsi="Malgun Gothic"/>
+                <w:sz w:val="20"/>
+                <w:szCs w:val="20"/>
+              </w:rPr>
+              <w:t xml:space="preserve">`/admin/audit-logs` → 별도 권한 필요</w:t>
+            </w:r>
+          </w:p>
+        </w:tc>
+        <w:tc>
+          <w:tcPr>
+            <w:tcW w:type="dxa" w:w="3010"/>
+            <w:tcBorders>
+              <w:top w:val="single" w:color="D5D8DC" w:sz="1"/>
+              <w:left w:val="single" w:color="D5D8DC" w:sz="1"/>
+              <w:bottom w:val="single" w:color="D5D8DC" w:sz="1"/>
+              <w:right w:val="single" w:color="D5D8DC" w:sz="1"/>
+            </w:tcBorders>
+            <w:tcMar>
+              <w:top w:type="dxa" w:w="60"/>
+              <w:left w:type="dxa" w:w="100"/>
+              <w:bottom w:type="dxa" w:w="60"/>
+              <w:right w:type="dxa" w:w="100"/>
+            </w:tcMar>
+          </w:tcPr>
+          <w:p>
+            <w:r>
+              <w:rPr>
+                <w:rFonts w:ascii="Malgun Gothic" w:cs="Malgun Gothic" w:eastAsia="Malgun Gothic" w:hAnsi="Malgun Gothic"/>
+                <w:sz w:val="20"/>
+                <w:szCs w:val="20"/>
+              </w:rPr>
+              <w:t xml:space="preserve">대용량 우려, 페이지네이션</w:t>
+            </w:r>
+          </w:p>
+        </w:tc>
+      </w:tr>
+    </w:tbl>
+    <w:p>
+      <w:pPr>
+        <w:spacing w:after="120"/>
+      </w:pPr>
+      <w:r>
+        <w:rPr>
+          <w:rFonts w:ascii="Malgun Gothic" w:cs="Malgun Gothic" w:eastAsia="Malgun Gothic" w:hAnsi="Malgun Gothic"/>
+          <w:sz w:val="22"/>
+          <w:szCs w:val="22"/>
+        </w:rPr>
+        <w:t xml:space="preserve">💡 꿀팁: 엑셀 다운로드는 「현재 화면 상태」 기준입니다. 검색·필터를 미리 조정한 후 다운로드.</w:t>
       </w:r>
     </w:p>
     <w:sectPr>
